--- a/blog-module/blog-entries/20251011W/Random Misc.docx
+++ b/blog-module/blog-entries/20251011W/Random Misc.docx
@@ -12,22 +12,26 @@
         <w:rPr>
           <w:lang w:val="de-DE"/>
         </w:rPr>
-        <w:t xml:space="preserve">Random </w:t>
-      </w:r>
-      <w:proofErr w:type="spellStart"/>
+        <w:t>Historical</w:t>
+      </w:r>
       <w:r>
         <w:rPr>
           <w:lang w:val="de-DE"/>
         </w:rPr>
-        <w:t>Misc</w:t>
-      </w:r>
-      <w:proofErr w:type="spellEnd"/>
-    </w:p>
-    <w:p>
-      <w:pPr>
+        <w:t xml:space="preserve"> </w:t>
+      </w:r>
+      <w:r>
         <w:rPr>
           <w:lang w:val="de-DE"/>
         </w:rPr>
+        <w:t>Honda</w:t>
+      </w:r>
+    </w:p>
+    <w:p>
+      <w:pPr>
+        <w:rPr>
+          <w:lang w:val="de-DE"/>
+        </w:rPr>
       </w:pPr>
     </w:p>
     <w:p>
@@ -37,54 +41,8 @@
           <w:color w:val="000000"/>
           <w:kern w:val="0"/>
         </w:rPr>
-        <w:t xml:space="preserve">Από το “GP2 </w:t>
-      </w:r>
-      <w:proofErr w:type="spellStart"/>
-      <w:r>
-        <w:rPr>
-          <w:rFonts w:ascii="Helvetica Neue" w:hAnsi="Helvetica Neue" w:cs="Helvetica Neue"/>
-          <w:color w:val="000000"/>
-          <w:kern w:val="0"/>
-        </w:rPr>
-        <w:t>Engine</w:t>
-      </w:r>
-      <w:proofErr w:type="spellEnd"/>
-      <w:r>
-        <w:rPr>
-          <w:rFonts w:ascii="Helvetica Neue" w:hAnsi="Helvetica Neue" w:cs="Helvetica Neue"/>
-          <w:color w:val="000000"/>
-          <w:kern w:val="0"/>
-        </w:rPr>
-        <w:t xml:space="preserve">” στη Δόξα: Πώς η Honda Απέτυχε με τη </w:t>
-      </w:r>
-      <w:proofErr w:type="spellStart"/>
-      <w:r>
-        <w:rPr>
-          <w:rFonts w:ascii="Helvetica Neue" w:hAnsi="Helvetica Neue" w:cs="Helvetica Neue"/>
-          <w:color w:val="000000"/>
-          <w:kern w:val="0"/>
-        </w:rPr>
-        <w:t>McLaren</w:t>
-      </w:r>
-      <w:proofErr w:type="spellEnd"/>
-      <w:r>
-        <w:rPr>
-          <w:rFonts w:ascii="Helvetica Neue" w:hAnsi="Helvetica Neue" w:cs="Helvetica Neue"/>
-          <w:color w:val="000000"/>
-          <w:kern w:val="0"/>
-        </w:rPr>
-        <w:t xml:space="preserve"> αλλά Θριάμβευσε με τη Red </w:t>
-      </w:r>
-      <w:proofErr w:type="spellStart"/>
-      <w:r>
-        <w:rPr>
-          <w:rFonts w:ascii="Helvetica Neue" w:hAnsi="Helvetica Neue" w:cs="Helvetica Neue"/>
-          <w:color w:val="000000"/>
-          <w:kern w:val="0"/>
-        </w:rPr>
-        <w:t>Bull</w:t>
-      </w:r>
-      <w:proofErr w:type="spellEnd"/>
+        <w:t>Από το “GP2 Engine” στη Δόξα: Πώς η Honda Απέτυχε με τη McLaren αλλά Θριάμβευσε με τη Red Bull</w:t>
+      </w:r>
     </w:p>
     <w:p/>
     <w:p>
@@ -113,189 +71,7 @@
           <w:lang w:eastAsia="el-GR"/>
           <w14:ligatures w14:val="none"/>
         </w:rPr>
-        <w:t xml:space="preserve">Η ιστορία της Honda στη σύγχρονη εποχή της </w:t>
-      </w:r>
-      <w:proofErr w:type="spellStart"/>
-      <w:r>
-        <w:rPr>
-          <w:rFonts w:ascii="Aptos" w:eastAsia="Times New Roman" w:hAnsi="Aptos" w:cs="Times New Roman"/>
-          <w:b/>
-          <w:bCs/>
-          <w:color w:val="000000"/>
-          <w:kern w:val="0"/>
-          <w:lang w:eastAsia="el-GR"/>
-          <w14:ligatures w14:val="none"/>
-        </w:rPr>
-        <w:t>Formula</w:t>
-      </w:r>
-      <w:proofErr w:type="spellEnd"/>
-      <w:r>
-        <w:rPr>
-          <w:rFonts w:ascii="Aptos" w:eastAsia="Times New Roman" w:hAnsi="Aptos" w:cs="Times New Roman"/>
-          <w:b/>
-          <w:bCs/>
-          <w:color w:val="000000"/>
-          <w:kern w:val="0"/>
-          <w:lang w:eastAsia="el-GR"/>
-          <w14:ligatures w14:val="none"/>
-        </w:rPr>
-        <w:t xml:space="preserve"> 1 μοιάζει με σενάριο κινηματογραφικό. Από τα πικρά χρόνια της αποτυχίας με τη </w:t>
-      </w:r>
-      <w:proofErr w:type="spellStart"/>
-      <w:r>
-        <w:rPr>
-          <w:rFonts w:ascii="Aptos" w:eastAsia="Times New Roman" w:hAnsi="Aptos" w:cs="Times New Roman"/>
-          <w:b/>
-          <w:bCs/>
-          <w:color w:val="000000"/>
-          <w:kern w:val="0"/>
-          <w:lang w:eastAsia="el-GR"/>
-          <w14:ligatures w14:val="none"/>
-        </w:rPr>
-        <w:t>McLaren</w:t>
-      </w:r>
-      <w:proofErr w:type="spellEnd"/>
-      <w:r>
-        <w:rPr>
-          <w:rFonts w:ascii="Aptos" w:eastAsia="Times New Roman" w:hAnsi="Aptos" w:cs="Times New Roman"/>
-          <w:b/>
-          <w:bCs/>
-          <w:color w:val="000000"/>
-          <w:kern w:val="0"/>
-          <w:lang w:eastAsia="el-GR"/>
-          <w14:ligatures w14:val="none"/>
-        </w:rPr>
-        <w:t xml:space="preserve"> και τον περίφημο χαρακτηρισμό “GP2 </w:t>
-      </w:r>
-      <w:proofErr w:type="spellStart"/>
-      <w:r>
-        <w:rPr>
-          <w:rFonts w:ascii="Aptos" w:eastAsia="Times New Roman" w:hAnsi="Aptos" w:cs="Times New Roman"/>
-          <w:b/>
-          <w:bCs/>
-          <w:color w:val="000000"/>
-          <w:kern w:val="0"/>
-          <w:lang w:eastAsia="el-GR"/>
-          <w14:ligatures w14:val="none"/>
-        </w:rPr>
-        <w:t>engine</w:t>
-      </w:r>
-      <w:proofErr w:type="spellEnd"/>
-      <w:r>
-        <w:rPr>
-          <w:rFonts w:ascii="Aptos" w:eastAsia="Times New Roman" w:hAnsi="Aptos" w:cs="Times New Roman"/>
-          <w:b/>
-          <w:bCs/>
-          <w:color w:val="000000"/>
-          <w:kern w:val="0"/>
-          <w:lang w:eastAsia="el-GR"/>
-          <w14:ligatures w14:val="none"/>
-        </w:rPr>
-        <w:t xml:space="preserve">” του </w:t>
-      </w:r>
-      <w:proofErr w:type="spellStart"/>
-      <w:r>
-        <w:rPr>
-          <w:rFonts w:ascii="Aptos" w:eastAsia="Times New Roman" w:hAnsi="Aptos" w:cs="Times New Roman"/>
-          <w:b/>
-          <w:bCs/>
-          <w:color w:val="000000"/>
-          <w:kern w:val="0"/>
-          <w:lang w:eastAsia="el-GR"/>
-          <w14:ligatures w14:val="none"/>
-        </w:rPr>
-        <w:t>Fernando</w:t>
-      </w:r>
-      <w:proofErr w:type="spellEnd"/>
-      <w:r>
-        <w:rPr>
-          <w:rFonts w:ascii="Aptos" w:eastAsia="Times New Roman" w:hAnsi="Aptos" w:cs="Times New Roman"/>
-          <w:b/>
-          <w:bCs/>
-          <w:color w:val="000000"/>
-          <w:kern w:val="0"/>
-          <w:lang w:eastAsia="el-GR"/>
-          <w14:ligatures w14:val="none"/>
-        </w:rPr>
-        <w:t xml:space="preserve"> </w:t>
-      </w:r>
-      <w:proofErr w:type="spellStart"/>
-      <w:r>
-        <w:rPr>
-          <w:rFonts w:ascii="Aptos" w:eastAsia="Times New Roman" w:hAnsi="Aptos" w:cs="Times New Roman"/>
-          <w:b/>
-          <w:bCs/>
-          <w:color w:val="000000"/>
-          <w:kern w:val="0"/>
-          <w:lang w:eastAsia="el-GR"/>
-          <w14:ligatures w14:val="none"/>
-        </w:rPr>
-        <w:t>Alonso</w:t>
-      </w:r>
-      <w:proofErr w:type="spellEnd"/>
-      <w:r>
-        <w:rPr>
-          <w:rFonts w:ascii="Aptos" w:eastAsia="Times New Roman" w:hAnsi="Aptos" w:cs="Times New Roman"/>
-          <w:b/>
-          <w:bCs/>
-          <w:color w:val="000000"/>
-          <w:kern w:val="0"/>
-          <w:lang w:eastAsia="el-GR"/>
-          <w14:ligatures w14:val="none"/>
-        </w:rPr>
-        <w:t xml:space="preserve">, μέχρι τον θρίαμβο του </w:t>
-      </w:r>
-      <w:proofErr w:type="spellStart"/>
-      <w:r>
-        <w:rPr>
-          <w:rFonts w:ascii="Aptos" w:eastAsia="Times New Roman" w:hAnsi="Aptos" w:cs="Times New Roman"/>
-          <w:b/>
-          <w:bCs/>
-          <w:color w:val="000000"/>
-          <w:kern w:val="0"/>
-          <w:lang w:eastAsia="el-GR"/>
-          <w14:ligatures w14:val="none"/>
-        </w:rPr>
-        <w:t>Max</w:t>
-      </w:r>
-      <w:proofErr w:type="spellEnd"/>
-      <w:r>
-        <w:rPr>
-          <w:rFonts w:ascii="Aptos" w:eastAsia="Times New Roman" w:hAnsi="Aptos" w:cs="Times New Roman"/>
-          <w:b/>
-          <w:bCs/>
-          <w:color w:val="000000"/>
-          <w:kern w:val="0"/>
-          <w:lang w:eastAsia="el-GR"/>
-          <w14:ligatures w14:val="none"/>
-        </w:rPr>
-        <w:t xml:space="preserve"> </w:t>
-      </w:r>
-      <w:proofErr w:type="spellStart"/>
-      <w:r>
-        <w:rPr>
-          <w:rFonts w:ascii="Aptos" w:eastAsia="Times New Roman" w:hAnsi="Aptos" w:cs="Times New Roman"/>
-          <w:b/>
-          <w:bCs/>
-          <w:color w:val="000000"/>
-          <w:kern w:val="0"/>
-          <w:lang w:eastAsia="el-GR"/>
-          <w14:ligatures w14:val="none"/>
-        </w:rPr>
-        <w:t>Verstappen</w:t>
-      </w:r>
-      <w:proofErr w:type="spellEnd"/>
-      <w:r>
-        <w:rPr>
-          <w:rFonts w:ascii="Aptos" w:eastAsia="Times New Roman" w:hAnsi="Aptos" w:cs="Times New Roman"/>
-          <w:b/>
-          <w:bCs/>
-          <w:color w:val="000000"/>
-          <w:kern w:val="0"/>
-          <w:lang w:eastAsia="el-GR"/>
-          <w14:ligatures w14:val="none"/>
-        </w:rPr>
-        <w:t xml:space="preserve"> και τον παγκόσμιο τίτλο του 2021, η διαδρομή της ιαπωνικής εταιρείας αποτυπώνει με εντυπωσιακό τρόπο τη δύναμη της τεχνικής εξέλιξης, της συνεργασίας και της αυτοκριτικής.</w:t>
+        <w:t>Η ιστορία της Honda στη σύγχρονη εποχή της Formula 1 μοιάζει με σενάριο κινηματογραφικό. Από τα πικρά χρόνια της αποτυχίας με τη McLaren και τον περίφημο χαρακτηρισμό “GP2 engine” του Fernando Alonso, μέχρι τον θρίαμβο του Max Verstappen και τον παγκόσμιο τίτλο του 2021, η διαδρομή της ιαπωνικής εταιρείας αποτυπώνει με εντυπωσιακό τρόπο τη δύναμη της τεχνικής εξέλιξης, της συνεργασίας και της αυτοκριτικής.</w:t>
       </w:r>
     </w:p>
     <w:p>
@@ -312,23 +88,15 @@
       </w:pPr>
       <w:r>
         <w:rPr>
-          <w:rFonts w:ascii="Times New Roman" w:eastAsia="Times New Roman" w:hAnsi="Times New Roman" w:cs="Times New Roman"/>
           <w:noProof/>
-          <w:kern w:val="0"/>
-          <w:lang w:eastAsia="el-GR"/>
-          <w14:ligatures w14:val="none"/>
-        </w:rPr>
-      </w:r>
-      <w:r>
-        <w:rPr>
-          <w:rFonts w:ascii="Times New Roman" w:eastAsia="Times New Roman" w:hAnsi="Times New Roman" w:cs="Times New Roman"/>
-          <w:noProof/>
-          <w:kern w:val="0"/>
-          <w:lang w:eastAsia="el-GR"/>
-          <w14:ligatures w14:val="none"/>
-        </w:rPr>
+        </w:rPr>
+      </w:r>
+      <w:r>
         <w:pict>
-          <v:rect id="_x0000_i1025" alt="" style="width:415.3pt;height:.05pt;mso-width-percent:0;mso-height-percent:0;mso-width-percent:0;mso-height-percent:0" o:hralign="center" o:hrstd="t" o:hr="t" fillcolor="#a0a0a0" stroked="f"/>
+          <v:rect id="Horizontal Line 1" o:spid="_x0000_s1032" style="width:415.3pt;height:.05pt;visibility:visible;mso-wrap-style:square;mso-left-percent:-10001;mso-top-percent:-10001;mso-position-horizontal:absolute;mso-position-horizontal-relative:char;mso-position-vertical:absolute;mso-position-vertical-relative:line;mso-left-percent:-10001;mso-top-percent:-10001;v-text-anchor:top" o:gfxdata="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" filled="f">
+            <o:lock v:ext="edit" rotation="t" aspectratio="t" verticies="t" text="t" shapetype="t"/>
+            <w10:anchorlock/>
+          </v:rect>
         </w:pict>
       </w:r>
     </w:p>
@@ -374,12 +142,157 @@
           <w:lang w:eastAsia="el-GR"/>
           <w14:ligatures w14:val="none"/>
         </w:rPr>
-        <w:t xml:space="preserve"> Η Επιστροφή με τη </w:t>
-      </w:r>
-      <w:proofErr w:type="spellStart"/>
-      <w:r>
-        <w:rPr>
-          <w:rFonts w:ascii="Aptos" w:eastAsia="Times New Roman" w:hAnsi="Aptos" w:cs="Times New Roman"/>
+        <w:t xml:space="preserve"> Η Επιστροφή με τη McLaren: Μεγάλα Όνειρα, Μεγάλα Προβλήματα</w:t>
+      </w:r>
+    </w:p>
+    <w:p>
+      <w:pPr>
+        <w:spacing w:before="100" w:beforeAutospacing="1" w:after="100" w:afterAutospacing="1" w:line="240" w:lineRule="auto"/>
+        <w:rPr>
+          <w:rFonts w:ascii="Helvetica" w:eastAsia="Times New Roman" w:hAnsi="Helvetica" w:cs="Times New Roman"/>
+          <w:color w:val="000000"/>
+          <w:kern w:val="0"/>
+          <w:sz w:val="18"/>
+          <w:szCs w:val="18"/>
+          <w:lang w:eastAsia="el-GR"/>
+          <w14:ligatures w14:val="none"/>
+        </w:rPr>
+      </w:pPr>
+      <w:r>
+        <w:rPr>
+          <w:rFonts w:ascii="Aptos" w:eastAsia="Times New Roman" w:hAnsi="Aptos" w:cs="Times New Roman"/>
+          <w:color w:val="000000"/>
+          <w:kern w:val="0"/>
+          <w:lang w:eastAsia="el-GR"/>
+          <w14:ligatures w14:val="none"/>
+        </w:rPr>
+        <w:t>Όταν η Honda ανακοίνωσε την επιστροφή της στη Formula 1 το 2015, επέλεξε να συνδεθεί αποκλειστικά με τη McLaren. Η συνεργασία αυτή ήθελε να αναβιώσει τις ένδοξες μέρες των Ayrton Senna και Alain Prost. Όμως η εποχή είχε αλλάξει. Η F1 βρισκόταν στην καρδιά της </w:t>
+      </w:r>
+      <w:r>
+        <w:rPr>
+          <w:rFonts w:ascii="Aptos" w:eastAsia="Times New Roman" w:hAnsi="Aptos" w:cs="Times New Roman"/>
+          <w:b/>
+          <w:bCs/>
+          <w:color w:val="000000"/>
+          <w:kern w:val="0"/>
+          <w:lang w:eastAsia="el-GR"/>
+          <w14:ligatures w14:val="none"/>
+        </w:rPr>
+        <w:t>υβριδικής επανάστασης</w:t>
+      </w:r>
+      <w:r>
+        <w:rPr>
+          <w:rFonts w:ascii="Aptos" w:eastAsia="Times New Roman" w:hAnsi="Aptos" w:cs="Times New Roman"/>
+          <w:color w:val="000000"/>
+          <w:kern w:val="0"/>
+          <w:lang w:eastAsia="el-GR"/>
+          <w14:ligatures w14:val="none"/>
+        </w:rPr>
+        <w:t>, όπου οι κινητήρες δεν ήταν πλέον απλές μηχανές καύσης, αλλά σύνθετα ενεργειακά συστήματα που συνδύαζαν ηλεκτρική ανάκτηση, θερμική απόδοση και εξελιγμένο λογισμικό.</w:t>
+      </w:r>
+    </w:p>
+    <w:p>
+      <w:pPr>
+        <w:spacing w:before="100" w:beforeAutospacing="1" w:after="100" w:afterAutospacing="1" w:line="240" w:lineRule="auto"/>
+        <w:rPr>
+          <w:rFonts w:ascii="Helvetica" w:eastAsia="Times New Roman" w:hAnsi="Helvetica" w:cs="Times New Roman"/>
+          <w:color w:val="000000"/>
+          <w:kern w:val="0"/>
+          <w:sz w:val="18"/>
+          <w:szCs w:val="18"/>
+          <w:lang w:eastAsia="el-GR"/>
+          <w14:ligatures w14:val="none"/>
+        </w:rPr>
+      </w:pPr>
+      <w:r>
+        <w:rPr>
+          <w:rFonts w:ascii="Aptos" w:eastAsia="Times New Roman" w:hAnsi="Aptos" w:cs="Times New Roman"/>
+          <w:color w:val="000000"/>
+          <w:kern w:val="0"/>
+          <w:lang w:eastAsia="el-GR"/>
+          <w14:ligatures w14:val="none"/>
+        </w:rPr>
+        <w:t>Η Honda, που είχε αποχωρήσει το 2008, επέστρεψε </w:t>
+      </w:r>
+      <w:r>
+        <w:rPr>
+          <w:rFonts w:ascii="Aptos" w:eastAsia="Times New Roman" w:hAnsi="Aptos" w:cs="Times New Roman"/>
+          <w:b/>
+          <w:bCs/>
+          <w:color w:val="000000"/>
+          <w:kern w:val="0"/>
+          <w:lang w:eastAsia="el-GR"/>
+          <w14:ligatures w14:val="none"/>
+        </w:rPr>
+        <w:t>πολύ αργά στο νέο τεχνολογικό κύμα</w:t>
+      </w:r>
+      <w:r>
+        <w:rPr>
+          <w:rFonts w:ascii="Aptos" w:eastAsia="Times New Roman" w:hAnsi="Aptos" w:cs="Times New Roman"/>
+          <w:color w:val="000000"/>
+          <w:kern w:val="0"/>
+          <w:lang w:eastAsia="el-GR"/>
+          <w14:ligatures w14:val="none"/>
+        </w:rPr>
+        <w:t>. Ενώ η Mercedes, η Ferrari και η Renault είχαν ήδη αναπτύξει υβριδικά power units από το 2011–2012, η Honda ξεκίνησε ουσιαστικά από λευκό χαρτί το 2013.</w:t>
+      </w:r>
+    </w:p>
+    <w:p>
+      <w:pPr>
+        <w:spacing w:before="100" w:beforeAutospacing="1" w:after="100" w:afterAutospacing="1" w:line="240" w:lineRule="auto"/>
+        <w:rPr>
+          <w:rFonts w:ascii="Helvetica" w:eastAsia="Times New Roman" w:hAnsi="Helvetica" w:cs="Times New Roman"/>
+          <w:color w:val="000000"/>
+          <w:kern w:val="0"/>
+          <w:sz w:val="18"/>
+          <w:szCs w:val="18"/>
+          <w:lang w:eastAsia="el-GR"/>
+          <w14:ligatures w14:val="none"/>
+        </w:rPr>
+      </w:pPr>
+      <w:r>
+        <w:rPr>
+          <w:rFonts w:ascii="Aptos" w:eastAsia="Times New Roman" w:hAnsi="Aptos" w:cs="Times New Roman"/>
+          <w:color w:val="000000"/>
+          <w:kern w:val="0"/>
+          <w:lang w:eastAsia="el-GR"/>
+          <w14:ligatures w14:val="none"/>
+        </w:rPr>
+        <w:t>Και εκεί ήρθαν τα πρώτα στρατηγικά λάθη.</w:t>
+      </w:r>
+    </w:p>
+    <w:p>
+      <w:pPr>
+        <w:spacing w:after="0" w:line="240" w:lineRule="auto"/>
+        <w:rPr>
+          <w:rFonts w:ascii="Helvetica" w:eastAsia="Times New Roman" w:hAnsi="Helvetica" w:cs="Times New Roman"/>
+          <w:kern w:val="0"/>
+          <w:sz w:val="18"/>
+          <w:szCs w:val="18"/>
+          <w:lang w:eastAsia="el-GR"/>
+          <w14:ligatures w14:val="none"/>
+        </w:rPr>
+      </w:pPr>
+      <w:r>
+        <w:rPr>
+          <w:noProof/>
+        </w:rPr>
+      </w:r>
+      <w:r>
+        <w:pict>
+          <v:rect id="Horizontal Line 2" o:spid="_x0000_s1031" style="width:415.3pt;height:.05pt;visibility:visible;mso-wrap-style:square;mso-left-percent:-10001;mso-top-percent:-10001;mso-position-horizontal:absolute;mso-position-horizontal-relative:char;mso-position-vertical:absolute;mso-position-vertical-relative:line;mso-left-percent:-10001;mso-top-percent:-10001;v-text-anchor:top" o:gfxdata="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" filled="f">
+            <o:lock v:ext="edit" rotation="t" aspectratio="t" verticies="t" text="t" shapetype="t"/>
+            <w10:anchorlock/>
+          </v:rect>
+        </w:pict>
+      </w:r>
+    </w:p>
+    <w:p>
+      <w:pPr>
+        <w:spacing w:before="100" w:beforeAutospacing="1" w:after="100" w:afterAutospacing="1" w:line="240" w:lineRule="auto"/>
+        <w:outlineLvl w:val="1"/>
+        <w:rPr>
+          <w:rFonts w:ascii="Helvetica" w:eastAsia="Times New Roman" w:hAnsi="Helvetica" w:cs="Times New Roman"/>
           <w:b/>
           <w:bCs/>
           <w:color w:val="000000"/>
@@ -389,12 +302,10 @@
           <w:lang w:eastAsia="el-GR"/>
           <w14:ligatures w14:val="none"/>
         </w:rPr>
-        <w:t>McLaren</w:t>
-      </w:r>
-      <w:proofErr w:type="spellEnd"/>
-      <w:r>
-        <w:rPr>
-          <w:rFonts w:ascii="Aptos" w:eastAsia="Times New Roman" w:hAnsi="Aptos" w:cs="Times New Roman"/>
+      </w:pPr>
+      <w:r>
+        <w:rPr>
+          <w:rFonts w:ascii="Apple Color Emoji" w:eastAsia="Times New Roman" w:hAnsi="Apple Color Emoji" w:cs="Apple Color Emoji"/>
           <w:b/>
           <w:bCs/>
           <w:color w:val="000000"/>
@@ -404,7 +315,21 @@
           <w:lang w:eastAsia="el-GR"/>
           <w14:ligatures w14:val="none"/>
         </w:rPr>
-        <w:t>: Μεγάλα Όνειρα, Μεγάλα Προβλήματα</w:t>
+        <w:t>⚙️</w:t>
+      </w:r>
+      <w:r>
+        <w:rPr>
+          <w:rFonts w:ascii="Aptos" w:eastAsia="Times New Roman" w:hAnsi="Aptos" w:cs="Times New Roman"/>
+          <w:b/>
+          <w:bCs/>
+          <w:color w:val="000000"/>
+          <w:kern w:val="0"/>
+          <w:sz w:val="36"/>
+          <w:szCs w:val="36"/>
+          <w:lang w:eastAsia="el-GR"/>
+          <w14:ligatures w14:val="none"/>
+        </w:rPr>
+        <w:t xml:space="preserve"> Το “Size Zero” που Έπνιξε τη Δύναμη</w:t>
       </w:r>
     </w:p>
     <w:p>
@@ -428,161 +353,51 @@
           <w:lang w:eastAsia="el-GR"/>
           <w14:ligatures w14:val="none"/>
         </w:rPr>
-        <w:t xml:space="preserve">Όταν η Honda ανακοίνωσε την επιστροφή της στη </w:t>
-      </w:r>
-      <w:proofErr w:type="spellStart"/>
-      <w:r>
-        <w:rPr>
-          <w:rFonts w:ascii="Aptos" w:eastAsia="Times New Roman" w:hAnsi="Aptos" w:cs="Times New Roman"/>
-          <w:color w:val="000000"/>
-          <w:kern w:val="0"/>
-          <w:lang w:eastAsia="el-GR"/>
-          <w14:ligatures w14:val="none"/>
-        </w:rPr>
-        <w:t>Formula</w:t>
-      </w:r>
-      <w:proofErr w:type="spellEnd"/>
-      <w:r>
-        <w:rPr>
-          <w:rFonts w:ascii="Aptos" w:eastAsia="Times New Roman" w:hAnsi="Aptos" w:cs="Times New Roman"/>
-          <w:color w:val="000000"/>
-          <w:kern w:val="0"/>
-          <w:lang w:eastAsia="el-GR"/>
-          <w14:ligatures w14:val="none"/>
-        </w:rPr>
-        <w:t xml:space="preserve"> 1 το 2015, επέλεξε να συνδεθεί αποκλειστικά με τη </w:t>
-      </w:r>
-      <w:proofErr w:type="spellStart"/>
-      <w:r>
-        <w:rPr>
-          <w:rFonts w:ascii="Aptos" w:eastAsia="Times New Roman" w:hAnsi="Aptos" w:cs="Times New Roman"/>
-          <w:color w:val="000000"/>
-          <w:kern w:val="0"/>
-          <w:lang w:eastAsia="el-GR"/>
-          <w14:ligatures w14:val="none"/>
-        </w:rPr>
-        <w:t>McLaren</w:t>
-      </w:r>
-      <w:proofErr w:type="spellEnd"/>
-      <w:r>
-        <w:rPr>
-          <w:rFonts w:ascii="Aptos" w:eastAsia="Times New Roman" w:hAnsi="Aptos" w:cs="Times New Roman"/>
-          <w:color w:val="000000"/>
-          <w:kern w:val="0"/>
-          <w:lang w:eastAsia="el-GR"/>
-          <w14:ligatures w14:val="none"/>
-        </w:rPr>
-        <w:t xml:space="preserve">. Η συνεργασία αυτή ήθελε να αναβιώσει τις ένδοξες μέρες των </w:t>
-      </w:r>
-      <w:proofErr w:type="spellStart"/>
-      <w:r>
-        <w:rPr>
-          <w:rFonts w:ascii="Aptos" w:eastAsia="Times New Roman" w:hAnsi="Aptos" w:cs="Times New Roman"/>
-          <w:color w:val="000000"/>
-          <w:kern w:val="0"/>
-          <w:lang w:eastAsia="el-GR"/>
-          <w14:ligatures w14:val="none"/>
-        </w:rPr>
-        <w:t>Ayrton</w:t>
-      </w:r>
-      <w:proofErr w:type="spellEnd"/>
-      <w:r>
-        <w:rPr>
-          <w:rFonts w:ascii="Aptos" w:eastAsia="Times New Roman" w:hAnsi="Aptos" w:cs="Times New Roman"/>
-          <w:color w:val="000000"/>
-          <w:kern w:val="0"/>
-          <w:lang w:eastAsia="el-GR"/>
-          <w14:ligatures w14:val="none"/>
-        </w:rPr>
-        <w:t xml:space="preserve"> </w:t>
-      </w:r>
-      <w:proofErr w:type="spellStart"/>
-      <w:r>
-        <w:rPr>
-          <w:rFonts w:ascii="Aptos" w:eastAsia="Times New Roman" w:hAnsi="Aptos" w:cs="Times New Roman"/>
-          <w:color w:val="000000"/>
-          <w:kern w:val="0"/>
-          <w:lang w:eastAsia="el-GR"/>
-          <w14:ligatures w14:val="none"/>
-        </w:rPr>
-        <w:t>Senna</w:t>
-      </w:r>
-      <w:proofErr w:type="spellEnd"/>
-      <w:r>
-        <w:rPr>
-          <w:rFonts w:ascii="Aptos" w:eastAsia="Times New Roman" w:hAnsi="Aptos" w:cs="Times New Roman"/>
-          <w:color w:val="000000"/>
-          <w:kern w:val="0"/>
-          <w:lang w:eastAsia="el-GR"/>
-          <w14:ligatures w14:val="none"/>
-        </w:rPr>
-        <w:t xml:space="preserve"> και </w:t>
-      </w:r>
-      <w:proofErr w:type="spellStart"/>
-      <w:r>
-        <w:rPr>
-          <w:rFonts w:ascii="Aptos" w:eastAsia="Times New Roman" w:hAnsi="Aptos" w:cs="Times New Roman"/>
-          <w:color w:val="000000"/>
-          <w:kern w:val="0"/>
-          <w:lang w:eastAsia="el-GR"/>
-          <w14:ligatures w14:val="none"/>
-        </w:rPr>
-        <w:t>Alain</w:t>
-      </w:r>
-      <w:proofErr w:type="spellEnd"/>
-      <w:r>
-        <w:rPr>
-          <w:rFonts w:ascii="Aptos" w:eastAsia="Times New Roman" w:hAnsi="Aptos" w:cs="Times New Roman"/>
-          <w:color w:val="000000"/>
-          <w:kern w:val="0"/>
-          <w:lang w:eastAsia="el-GR"/>
-          <w14:ligatures w14:val="none"/>
-        </w:rPr>
-        <w:t xml:space="preserve"> </w:t>
-      </w:r>
-      <w:proofErr w:type="spellStart"/>
-      <w:r>
-        <w:rPr>
-          <w:rFonts w:ascii="Aptos" w:eastAsia="Times New Roman" w:hAnsi="Aptos" w:cs="Times New Roman"/>
-          <w:color w:val="000000"/>
-          <w:kern w:val="0"/>
-          <w:lang w:eastAsia="el-GR"/>
-          <w14:ligatures w14:val="none"/>
-        </w:rPr>
-        <w:t>Prost</w:t>
-      </w:r>
-      <w:proofErr w:type="spellEnd"/>
-      <w:r>
-        <w:rPr>
-          <w:rFonts w:ascii="Aptos" w:eastAsia="Times New Roman" w:hAnsi="Aptos" w:cs="Times New Roman"/>
-          <w:color w:val="000000"/>
-          <w:kern w:val="0"/>
-          <w:lang w:eastAsia="el-GR"/>
-          <w14:ligatures w14:val="none"/>
-        </w:rPr>
-        <w:t>. Όμως η εποχή είχε αλλάξει. Η F1 βρισκόταν στην καρδιά της </w:t>
-      </w:r>
-      <w:r>
-        <w:rPr>
-          <w:rFonts w:ascii="Aptos" w:eastAsia="Times New Roman" w:hAnsi="Aptos" w:cs="Times New Roman"/>
-          <w:b/>
-          <w:bCs/>
-          <w:color w:val="000000"/>
-          <w:kern w:val="0"/>
-          <w:lang w:eastAsia="el-GR"/>
-          <w14:ligatures w14:val="none"/>
-        </w:rPr>
-        <w:t>υβριδικής επανάστασης</w:t>
-      </w:r>
-      <w:r>
-        <w:rPr>
-          <w:rFonts w:ascii="Aptos" w:eastAsia="Times New Roman" w:hAnsi="Aptos" w:cs="Times New Roman"/>
-          <w:color w:val="000000"/>
-          <w:kern w:val="0"/>
-          <w:lang w:eastAsia="el-GR"/>
-          <w14:ligatures w14:val="none"/>
-        </w:rPr>
-        <w:t>, όπου οι κινητήρες δεν ήταν πλέον απλές μηχανές καύσης, αλλά σύνθετα ενεργειακά συστήματα που συνδύαζαν ηλεκτρική ανάκτηση, θερμική απόδοση και εξελιγμένο λογισμικό.</w:t>
+        <w:t>Η McLaren, θέλοντας να αποκτήσει αεροδυναμικό πλεονέκτημα, απαίτησε από τη Honda έναν</w:t>
+      </w:r>
+      <w:r>
+        <w:rPr>
+          <w:rFonts w:ascii="Aptos" w:eastAsia="Times New Roman" w:hAnsi="Aptos" w:cs="Times New Roman"/>
+          <w:b/>
+          <w:bCs/>
+          <w:color w:val="000000"/>
+          <w:kern w:val="0"/>
+          <w:lang w:eastAsia="el-GR"/>
+          <w14:ligatures w14:val="none"/>
+        </w:rPr>
+        <w:t>εξαιρετικά συμπαγή κινητήρα</w:t>
+      </w:r>
+      <w:r>
+        <w:rPr>
+          <w:rFonts w:ascii="Aptos" w:eastAsia="Times New Roman" w:hAnsi="Aptos" w:cs="Times New Roman"/>
+          <w:color w:val="000000"/>
+          <w:kern w:val="0"/>
+          <w:lang w:eastAsia="el-GR"/>
+          <w14:ligatures w14:val="none"/>
+        </w:rPr>
+        <w:t>, ώστε το πίσω μέρος του μονοθεσίου να γίνει όσο το δυνατόν πιο στενό. Η φιλοσοφία αυτή, γνωστή ως </w:t>
+      </w:r>
+      <w:r>
+        <w:rPr>
+          <w:rFonts w:ascii="Aptos" w:eastAsia="Times New Roman" w:hAnsi="Aptos" w:cs="Times New Roman"/>
+          <w:b/>
+          <w:bCs/>
+          <w:color w:val="000000"/>
+          <w:kern w:val="0"/>
+          <w:lang w:eastAsia="el-GR"/>
+          <w14:ligatures w14:val="none"/>
+        </w:rPr>
+        <w:t>“Size Zero”</w:t>
+      </w:r>
+      <w:r>
+        <w:rPr>
+          <w:rFonts w:ascii="Aptos" w:eastAsia="Times New Roman" w:hAnsi="Aptos" w:cs="Times New Roman"/>
+          <w:color w:val="000000"/>
+          <w:kern w:val="0"/>
+          <w:lang w:eastAsia="el-GR"/>
+          <w14:ligatures w14:val="none"/>
+        </w:rPr>
+        <w:t>, ήταν τεχνικά φιλόδοξη — αλλά μη ρεαλιστική.</w:t>
       </w:r>
     </w:p>
     <w:p>
@@ -606,117 +421,40 @@
           <w:lang w:eastAsia="el-GR"/>
           <w14:ligatures w14:val="none"/>
         </w:rPr>
-        <w:t>Η Honda, που είχε αποχωρήσει το 2008, επέστρεψε </w:t>
-      </w:r>
-      <w:r>
-        <w:rPr>
-          <w:rFonts w:ascii="Aptos" w:eastAsia="Times New Roman" w:hAnsi="Aptos" w:cs="Times New Roman"/>
-          <w:b/>
-          <w:bCs/>
-          <w:color w:val="000000"/>
-          <w:kern w:val="0"/>
-          <w:lang w:eastAsia="el-GR"/>
-          <w14:ligatures w14:val="none"/>
-        </w:rPr>
-        <w:t>πολύ αργά στο νέο τεχνολογικό κύμα</w:t>
-      </w:r>
-      <w:r>
-        <w:rPr>
-          <w:rFonts w:ascii="Aptos" w:eastAsia="Times New Roman" w:hAnsi="Aptos" w:cs="Times New Roman"/>
-          <w:color w:val="000000"/>
-          <w:kern w:val="0"/>
-          <w:lang w:eastAsia="el-GR"/>
-          <w14:ligatures w14:val="none"/>
-        </w:rPr>
-        <w:t xml:space="preserve">. Ενώ η </w:t>
-      </w:r>
-      <w:proofErr w:type="spellStart"/>
-      <w:r>
-        <w:rPr>
-          <w:rFonts w:ascii="Aptos" w:eastAsia="Times New Roman" w:hAnsi="Aptos" w:cs="Times New Roman"/>
-          <w:color w:val="000000"/>
-          <w:kern w:val="0"/>
-          <w:lang w:eastAsia="el-GR"/>
-          <w14:ligatures w14:val="none"/>
-        </w:rPr>
-        <w:t>Mercedes</w:t>
-      </w:r>
-      <w:proofErr w:type="spellEnd"/>
-      <w:r>
-        <w:rPr>
-          <w:rFonts w:ascii="Aptos" w:eastAsia="Times New Roman" w:hAnsi="Aptos" w:cs="Times New Roman"/>
-          <w:color w:val="000000"/>
-          <w:kern w:val="0"/>
-          <w:lang w:eastAsia="el-GR"/>
-          <w14:ligatures w14:val="none"/>
-        </w:rPr>
-        <w:t xml:space="preserve">, η </w:t>
-      </w:r>
-      <w:proofErr w:type="spellStart"/>
-      <w:r>
-        <w:rPr>
-          <w:rFonts w:ascii="Aptos" w:eastAsia="Times New Roman" w:hAnsi="Aptos" w:cs="Times New Roman"/>
-          <w:color w:val="000000"/>
-          <w:kern w:val="0"/>
-          <w:lang w:eastAsia="el-GR"/>
-          <w14:ligatures w14:val="none"/>
-        </w:rPr>
-        <w:t>Ferrari</w:t>
-      </w:r>
-      <w:proofErr w:type="spellEnd"/>
-      <w:r>
-        <w:rPr>
-          <w:rFonts w:ascii="Aptos" w:eastAsia="Times New Roman" w:hAnsi="Aptos" w:cs="Times New Roman"/>
-          <w:color w:val="000000"/>
-          <w:kern w:val="0"/>
-          <w:lang w:eastAsia="el-GR"/>
-          <w14:ligatures w14:val="none"/>
-        </w:rPr>
-        <w:t xml:space="preserve"> και η Renault είχαν ήδη αναπτύξει υβριδικά </w:t>
-      </w:r>
-      <w:proofErr w:type="spellStart"/>
-      <w:r>
-        <w:rPr>
-          <w:rFonts w:ascii="Aptos" w:eastAsia="Times New Roman" w:hAnsi="Aptos" w:cs="Times New Roman"/>
-          <w:color w:val="000000"/>
-          <w:kern w:val="0"/>
-          <w:lang w:eastAsia="el-GR"/>
-          <w14:ligatures w14:val="none"/>
-        </w:rPr>
-        <w:t>power</w:t>
-      </w:r>
-      <w:proofErr w:type="spellEnd"/>
-      <w:r>
-        <w:rPr>
-          <w:rFonts w:ascii="Aptos" w:eastAsia="Times New Roman" w:hAnsi="Aptos" w:cs="Times New Roman"/>
-          <w:color w:val="000000"/>
-          <w:kern w:val="0"/>
-          <w:lang w:eastAsia="el-GR"/>
-          <w14:ligatures w14:val="none"/>
-        </w:rPr>
-        <w:t xml:space="preserve"> </w:t>
-      </w:r>
-      <w:proofErr w:type="spellStart"/>
-      <w:r>
-        <w:rPr>
-          <w:rFonts w:ascii="Aptos" w:eastAsia="Times New Roman" w:hAnsi="Aptos" w:cs="Times New Roman"/>
-          <w:color w:val="000000"/>
-          <w:kern w:val="0"/>
-          <w:lang w:eastAsia="el-GR"/>
-          <w14:ligatures w14:val="none"/>
-        </w:rPr>
-        <w:t>units</w:t>
-      </w:r>
-      <w:proofErr w:type="spellEnd"/>
-      <w:r>
-        <w:rPr>
-          <w:rFonts w:ascii="Aptos" w:eastAsia="Times New Roman" w:hAnsi="Aptos" w:cs="Times New Roman"/>
-          <w:color w:val="000000"/>
-          <w:kern w:val="0"/>
-          <w:lang w:eastAsia="el-GR"/>
-          <w14:ligatures w14:val="none"/>
-        </w:rPr>
-        <w:t xml:space="preserve"> από το 2011–2012, η Honda ξεκίνησε ουσιαστικά από λευκό χαρτί το 2013.</w:t>
+        <w:t xml:space="preserve">Ο κινητήρας RA615H της Honda ασφυκτιούσε μέσα στο σασί της McLaren. Το σύστημα ψύξης δεν επαρκούσε, οι θερμοκρασίες εκτοξεύονταν, και τα ηλεκτρικά συστήματα (ERS) παρουσίαζαν συνεχείς αστοχίες. Οι μηχανικοί της </w:t>
+      </w:r>
+      <w:r>
+        <w:rPr>
+          <w:rFonts w:ascii="Aptos" w:eastAsia="Times New Roman" w:hAnsi="Aptos" w:cs="Times New Roman"/>
+          <w:color w:val="000000"/>
+          <w:kern w:val="0"/>
+          <w:lang w:eastAsia="el-GR"/>
+          <w14:ligatures w14:val="none"/>
+        </w:rPr>
+        <w:lastRenderedPageBreak/>
+        <w:t>McLaren ζητούσαν περισσότερη ισχύ, οι Ιάπωνες μηχανικοί απαντούσαν με προσοχή και σιωπή. Το αποτέλεσμα ήταν </w:t>
+      </w:r>
+      <w:r>
+        <w:rPr>
+          <w:rFonts w:ascii="Aptos" w:eastAsia="Times New Roman" w:hAnsi="Aptos" w:cs="Times New Roman"/>
+          <w:b/>
+          <w:bCs/>
+          <w:color w:val="000000"/>
+          <w:kern w:val="0"/>
+          <w:lang w:eastAsia="el-GR"/>
+          <w14:ligatures w14:val="none"/>
+        </w:rPr>
+        <w:t>ένα χάος συνεργασίας και επικοινωνίας</w:t>
+      </w:r>
+      <w:r>
+        <w:rPr>
+          <w:rFonts w:ascii="Aptos" w:eastAsia="Times New Roman" w:hAnsi="Aptos" w:cs="Times New Roman"/>
+          <w:color w:val="000000"/>
+          <w:kern w:val="0"/>
+          <w:lang w:eastAsia="el-GR"/>
+          <w14:ligatures w14:val="none"/>
+        </w:rPr>
+        <w:t>.</w:t>
       </w:r>
     </w:p>
     <w:p>
@@ -740,14 +478,37 @@
           <w:lang w:eastAsia="el-GR"/>
           <w14:ligatures w14:val="none"/>
         </w:rPr>
-        <w:t>Και εκεί ήρθαν τα πρώτα στρατηγικά λάθη.</w:t>
-      </w:r>
-    </w:p>
-    <w:p>
-      <w:pPr>
-        <w:spacing w:after="0" w:line="240" w:lineRule="auto"/>
+        <w:t>Τα προβλήματα επιδεινώθηκαν από την </w:t>
+      </w:r>
+      <w:r>
+        <w:rPr>
+          <w:rFonts w:ascii="Aptos" w:eastAsia="Times New Roman" w:hAnsi="Aptos" w:cs="Times New Roman"/>
+          <w:b/>
+          <w:bCs/>
+          <w:color w:val="000000"/>
+          <w:kern w:val="0"/>
+          <w:lang w:eastAsia="el-GR"/>
+          <w14:ligatures w14:val="none"/>
+        </w:rPr>
+        <w:t>έλλειψη ρεαλιστικών δοκιμών</w:t>
+      </w:r>
+      <w:r>
+        <w:rPr>
+          <w:rFonts w:ascii="Aptos" w:eastAsia="Times New Roman" w:hAnsi="Aptos" w:cs="Times New Roman"/>
+          <w:color w:val="000000"/>
+          <w:kern w:val="0"/>
+          <w:lang w:eastAsia="el-GR"/>
+          <w14:ligatures w14:val="none"/>
+        </w:rPr>
+        <w:t>. Η Honda δεν διέθετε δοκιμαστικά δεδομένα από άλλες ομάδες, και το δυναμόμετρο στο Sakura δεν μπορούσε να αναπαραγάγει με ακρίβεια τις πραγματικές συνθήκες της πίστας. Έτσι, ό,τι φαινόταν να λειτουργεί στο εργαστήριο κατέρρεε στο Grand Prix.</w:t>
+      </w:r>
+    </w:p>
+    <w:p>
+      <w:pPr>
+        <w:spacing w:before="100" w:beforeAutospacing="1" w:after="100" w:afterAutospacing="1" w:line="240" w:lineRule="auto"/>
         <w:rPr>
           <w:rFonts w:ascii="Helvetica" w:eastAsia="Times New Roman" w:hAnsi="Helvetica" w:cs="Times New Roman"/>
+          <w:color w:val="000000"/>
           <w:kern w:val="0"/>
           <w:sz w:val="18"/>
           <w:szCs w:val="18"/>
@@ -757,23 +518,38 @@
       </w:pPr>
       <w:r>
         <w:rPr>
-          <w:rFonts w:ascii="Times New Roman" w:eastAsia="Times New Roman" w:hAnsi="Times New Roman" w:cs="Times New Roman"/>
+          <w:rFonts w:ascii="Aptos" w:eastAsia="Times New Roman" w:hAnsi="Aptos" w:cs="Times New Roman"/>
+          <w:color w:val="000000"/>
+          <w:kern w:val="0"/>
+          <w:lang w:eastAsia="el-GR"/>
+          <w14:ligatures w14:val="none"/>
+        </w:rPr>
+        <w:t>Το αποκορύφωμα ήρθε στο GP της Ιαπωνίας το 2015, όταν ο Alonso, εκνευρισμένος, χαρακτήρισε τον κινητήρα “GP2 engine”. Ήταν η στιγμή που η σχέση McLaren–Honda διαλύθηκε ψυχολογικά. Μέχρι το 2017, η συνεργασία είχε γίνει ανυπόφορη και οι δύο πλευρές τράβηξαν χωριστούς δρόμους.</w:t>
+      </w:r>
+    </w:p>
+    <w:p>
+      <w:pPr>
+        <w:spacing w:after="0" w:line="240" w:lineRule="auto"/>
+        <w:rPr>
+          <w:rFonts w:ascii="Helvetica" w:eastAsia="Times New Roman" w:hAnsi="Helvetica" w:cs="Times New Roman"/>
+          <w:kern w:val="0"/>
+          <w:sz w:val="18"/>
+          <w:szCs w:val="18"/>
+          <w:lang w:eastAsia="el-GR"/>
+          <w14:ligatures w14:val="none"/>
+        </w:rPr>
+      </w:pPr>
+      <w:r>
+        <w:rPr>
           <w:noProof/>
-          <w:kern w:val="0"/>
-          <w:lang w:eastAsia="el-GR"/>
-          <w14:ligatures w14:val="none"/>
-        </w:rPr>
-      </w:r>
-      <w:r>
-        <w:rPr>
-          <w:rFonts w:ascii="Times New Roman" w:eastAsia="Times New Roman" w:hAnsi="Times New Roman" w:cs="Times New Roman"/>
-          <w:noProof/>
-          <w:kern w:val="0"/>
-          <w:lang w:eastAsia="el-GR"/>
-          <w14:ligatures w14:val="none"/>
-        </w:rPr>
+        </w:rPr>
+      </w:r>
+      <w:r>
         <w:pict>
-          <v:rect id="_x0000_i1026" alt="" style="width:415.3pt;height:.05pt;mso-width-percent:0;mso-height-percent:0;mso-width-percent:0;mso-height-percent:0" o:hralign="center" o:hrstd="t" o:hr="t" fillcolor="#a0a0a0" stroked="f"/>
+          <v:rect id="Horizontal Line 3" o:spid="_x0000_s1030" style="width:415.3pt;height:.05pt;visibility:visible;mso-wrap-style:square;mso-left-percent:-10001;mso-top-percent:-10001;mso-position-horizontal:absolute;mso-position-horizontal-relative:char;mso-position-vertical:absolute;mso-position-vertical-relative:line;mso-left-percent:-10001;mso-top-percent:-10001;v-text-anchor:top" o:gfxdata="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" filled="f">
+            <o:lock v:ext="edit" rotation="t" aspectratio="t" verticies="t" text="t" shapetype="t"/>
+            <w10:anchorlock/>
+          </v:rect>
         </w:pict>
       </w:r>
     </w:p>
@@ -805,7 +581,7 @@
           <w:lang w:eastAsia="el-GR"/>
           <w14:ligatures w14:val="none"/>
         </w:rPr>
-        <w:t>⚙️</w:t>
+        <w:t>🧩</w:t>
       </w:r>
       <w:r>
         <w:rPr>
@@ -819,67 +595,7 @@
           <w:lang w:eastAsia="el-GR"/>
           <w14:ligatures w14:val="none"/>
         </w:rPr>
-        <w:t xml:space="preserve"> Το “</w:t>
-      </w:r>
-      <w:proofErr w:type="spellStart"/>
-      <w:r>
-        <w:rPr>
-          <w:rFonts w:ascii="Aptos" w:eastAsia="Times New Roman" w:hAnsi="Aptos" w:cs="Times New Roman"/>
-          <w:b/>
-          <w:bCs/>
-          <w:color w:val="000000"/>
-          <w:kern w:val="0"/>
-          <w:sz w:val="36"/>
-          <w:szCs w:val="36"/>
-          <w:lang w:eastAsia="el-GR"/>
-          <w14:ligatures w14:val="none"/>
-        </w:rPr>
-        <w:t>Size</w:t>
-      </w:r>
-      <w:proofErr w:type="spellEnd"/>
-      <w:r>
-        <w:rPr>
-          <w:rFonts w:ascii="Aptos" w:eastAsia="Times New Roman" w:hAnsi="Aptos" w:cs="Times New Roman"/>
-          <w:b/>
-          <w:bCs/>
-          <w:color w:val="000000"/>
-          <w:kern w:val="0"/>
-          <w:sz w:val="36"/>
-          <w:szCs w:val="36"/>
-          <w:lang w:eastAsia="el-GR"/>
-          <w14:ligatures w14:val="none"/>
-        </w:rPr>
-        <w:t xml:space="preserve"> </w:t>
-      </w:r>
-      <w:proofErr w:type="spellStart"/>
-      <w:r>
-        <w:rPr>
-          <w:rFonts w:ascii="Aptos" w:eastAsia="Times New Roman" w:hAnsi="Aptos" w:cs="Times New Roman"/>
-          <w:b/>
-          <w:bCs/>
-          <w:color w:val="000000"/>
-          <w:kern w:val="0"/>
-          <w:sz w:val="36"/>
-          <w:szCs w:val="36"/>
-          <w:lang w:eastAsia="el-GR"/>
-          <w14:ligatures w14:val="none"/>
-        </w:rPr>
-        <w:t>Zero</w:t>
-      </w:r>
-      <w:proofErr w:type="spellEnd"/>
-      <w:r>
-        <w:rPr>
-          <w:rFonts w:ascii="Aptos" w:eastAsia="Times New Roman" w:hAnsi="Aptos" w:cs="Times New Roman"/>
-          <w:b/>
-          <w:bCs/>
-          <w:color w:val="000000"/>
-          <w:kern w:val="0"/>
-          <w:sz w:val="36"/>
-          <w:szCs w:val="36"/>
-          <w:lang w:eastAsia="el-GR"/>
-          <w14:ligatures w14:val="none"/>
-        </w:rPr>
-        <w:t>” που Έπνιξε τη Δύναμη</w:t>
+        <w:t xml:space="preserve"> Νέα Αρχή με τη Red Bull: Μαθαίνοντας από τα Λάθη</w:t>
       </w:r>
     </w:p>
     <w:p>
@@ -903,171 +619,51 @@
           <w:lang w:eastAsia="el-GR"/>
           <w14:ligatures w14:val="none"/>
         </w:rPr>
-        <w:t xml:space="preserve">Η </w:t>
-      </w:r>
-      <w:proofErr w:type="spellStart"/>
-      <w:r>
-        <w:rPr>
-          <w:rFonts w:ascii="Aptos" w:eastAsia="Times New Roman" w:hAnsi="Aptos" w:cs="Times New Roman"/>
-          <w:color w:val="000000"/>
-          <w:kern w:val="0"/>
-          <w:lang w:eastAsia="el-GR"/>
-          <w14:ligatures w14:val="none"/>
-        </w:rPr>
-        <w:t>McLaren</w:t>
-      </w:r>
-      <w:proofErr w:type="spellEnd"/>
-      <w:r>
-        <w:rPr>
-          <w:rFonts w:ascii="Aptos" w:eastAsia="Times New Roman" w:hAnsi="Aptos" w:cs="Times New Roman"/>
-          <w:color w:val="000000"/>
-          <w:kern w:val="0"/>
-          <w:lang w:eastAsia="el-GR"/>
-          <w14:ligatures w14:val="none"/>
-        </w:rPr>
-        <w:t xml:space="preserve">, θέλοντας να αποκτήσει αεροδυναμικό πλεονέκτημα, απαίτησε από τη Honda </w:t>
-      </w:r>
-      <w:proofErr w:type="spellStart"/>
-      <w:r>
-        <w:rPr>
-          <w:rFonts w:ascii="Aptos" w:eastAsia="Times New Roman" w:hAnsi="Aptos" w:cs="Times New Roman"/>
-          <w:color w:val="000000"/>
-          <w:kern w:val="0"/>
-          <w:lang w:eastAsia="el-GR"/>
-          <w14:ligatures w14:val="none"/>
-        </w:rPr>
-        <w:t>έναν</w:t>
-      </w:r>
-      <w:r>
-        <w:rPr>
-          <w:rFonts w:ascii="Aptos" w:eastAsia="Times New Roman" w:hAnsi="Aptos" w:cs="Times New Roman"/>
-          <w:b/>
-          <w:bCs/>
-          <w:color w:val="000000"/>
-          <w:kern w:val="0"/>
-          <w:lang w:eastAsia="el-GR"/>
-          <w14:ligatures w14:val="none"/>
-        </w:rPr>
-        <w:t>εξαιρετικά</w:t>
-      </w:r>
-      <w:proofErr w:type="spellEnd"/>
-      <w:r>
-        <w:rPr>
-          <w:rFonts w:ascii="Aptos" w:eastAsia="Times New Roman" w:hAnsi="Aptos" w:cs="Times New Roman"/>
-          <w:b/>
-          <w:bCs/>
-          <w:color w:val="000000"/>
-          <w:kern w:val="0"/>
-          <w:lang w:eastAsia="el-GR"/>
-          <w14:ligatures w14:val="none"/>
-        </w:rPr>
-        <w:t xml:space="preserve"> συμπαγή κινητήρα</w:t>
-      </w:r>
-      <w:r>
-        <w:rPr>
-          <w:rFonts w:ascii="Aptos" w:eastAsia="Times New Roman" w:hAnsi="Aptos" w:cs="Times New Roman"/>
-          <w:color w:val="000000"/>
-          <w:kern w:val="0"/>
-          <w:lang w:eastAsia="el-GR"/>
-          <w14:ligatures w14:val="none"/>
-        </w:rPr>
-        <w:t xml:space="preserve">, ώστε το πίσω μέρος του </w:t>
-      </w:r>
-      <w:proofErr w:type="spellStart"/>
-      <w:r>
-        <w:rPr>
-          <w:rFonts w:ascii="Aptos" w:eastAsia="Times New Roman" w:hAnsi="Aptos" w:cs="Times New Roman"/>
-          <w:color w:val="000000"/>
-          <w:kern w:val="0"/>
-          <w:lang w:eastAsia="el-GR"/>
-          <w14:ligatures w14:val="none"/>
-        </w:rPr>
-        <w:t>μονοθεσίου</w:t>
-      </w:r>
-      <w:proofErr w:type="spellEnd"/>
-      <w:r>
-        <w:rPr>
-          <w:rFonts w:ascii="Aptos" w:eastAsia="Times New Roman" w:hAnsi="Aptos" w:cs="Times New Roman"/>
-          <w:color w:val="000000"/>
-          <w:kern w:val="0"/>
-          <w:lang w:eastAsia="el-GR"/>
-          <w14:ligatures w14:val="none"/>
-        </w:rPr>
-        <w:t xml:space="preserve"> να γίνει όσο το δυνατόν πιο στενό. Η φιλοσοφία αυτή, γνωστή ως </w:t>
-      </w:r>
-      <w:r>
-        <w:rPr>
-          <w:rFonts w:ascii="Aptos" w:eastAsia="Times New Roman" w:hAnsi="Aptos" w:cs="Times New Roman"/>
-          <w:b/>
-          <w:bCs/>
-          <w:color w:val="000000"/>
-          <w:kern w:val="0"/>
-          <w:lang w:eastAsia="el-GR"/>
-          <w14:ligatures w14:val="none"/>
-        </w:rPr>
-        <w:t>“</w:t>
-      </w:r>
-      <w:proofErr w:type="spellStart"/>
-      <w:r>
-        <w:rPr>
-          <w:rFonts w:ascii="Aptos" w:eastAsia="Times New Roman" w:hAnsi="Aptos" w:cs="Times New Roman"/>
-          <w:b/>
-          <w:bCs/>
-          <w:color w:val="000000"/>
-          <w:kern w:val="0"/>
-          <w:lang w:eastAsia="el-GR"/>
-          <w14:ligatures w14:val="none"/>
-        </w:rPr>
-        <w:t>Size</w:t>
-      </w:r>
-      <w:proofErr w:type="spellEnd"/>
-      <w:r>
-        <w:rPr>
-          <w:rFonts w:ascii="Aptos" w:eastAsia="Times New Roman" w:hAnsi="Aptos" w:cs="Times New Roman"/>
-          <w:b/>
-          <w:bCs/>
-          <w:color w:val="000000"/>
-          <w:kern w:val="0"/>
-          <w:lang w:eastAsia="el-GR"/>
-          <w14:ligatures w14:val="none"/>
-        </w:rPr>
-        <w:t xml:space="preserve"> </w:t>
-      </w:r>
-      <w:proofErr w:type="spellStart"/>
-      <w:r>
-        <w:rPr>
-          <w:rFonts w:ascii="Aptos" w:eastAsia="Times New Roman" w:hAnsi="Aptos" w:cs="Times New Roman"/>
-          <w:b/>
-          <w:bCs/>
-          <w:color w:val="000000"/>
-          <w:kern w:val="0"/>
-          <w:lang w:eastAsia="el-GR"/>
-          <w14:ligatures w14:val="none"/>
-        </w:rPr>
-        <w:t>Zero</w:t>
-      </w:r>
-      <w:proofErr w:type="spellEnd"/>
-      <w:r>
-        <w:rPr>
-          <w:rFonts w:ascii="Aptos" w:eastAsia="Times New Roman" w:hAnsi="Aptos" w:cs="Times New Roman"/>
-          <w:b/>
-          <w:bCs/>
-          <w:color w:val="000000"/>
-          <w:kern w:val="0"/>
-          <w:lang w:eastAsia="el-GR"/>
-          <w14:ligatures w14:val="none"/>
-        </w:rPr>
-        <w:t>”</w:t>
-      </w:r>
-      <w:r>
-        <w:rPr>
-          <w:rFonts w:ascii="Aptos" w:eastAsia="Times New Roman" w:hAnsi="Aptos" w:cs="Times New Roman"/>
-          <w:color w:val="000000"/>
-          <w:kern w:val="0"/>
-          <w:lang w:eastAsia="el-GR"/>
-          <w14:ligatures w14:val="none"/>
-        </w:rPr>
-        <w:t>, ήταν τεχνικά φιλόδοξη — αλλά μη ρεαλιστική.</w:t>
+        <w:t>Μετά το διαζύγιο με τη McLaren, η Honda έκανε αυτό που ξέρει καλύτερα: </w:t>
+      </w:r>
+      <w:r>
+        <w:rPr>
+          <w:rFonts w:ascii="Aptos" w:eastAsia="Times New Roman" w:hAnsi="Aptos" w:cs="Times New Roman"/>
+          <w:b/>
+          <w:bCs/>
+          <w:color w:val="000000"/>
+          <w:kern w:val="0"/>
+          <w:lang w:eastAsia="el-GR"/>
+          <w14:ligatures w14:val="none"/>
+        </w:rPr>
+        <w:t>επανεκκίνηση μεθοδική και ταπεινή</w:t>
+      </w:r>
+      <w:r>
+        <w:rPr>
+          <w:rFonts w:ascii="Aptos" w:eastAsia="Times New Roman" w:hAnsi="Aptos" w:cs="Times New Roman"/>
+          <w:color w:val="000000"/>
+          <w:kern w:val="0"/>
+          <w:lang w:eastAsia="el-GR"/>
+          <w14:ligatures w14:val="none"/>
+        </w:rPr>
+        <w:t>. Το 2018 συνεργάστηκε με τη μικρότερη ομάδα </w:t>
+      </w:r>
+      <w:r>
+        <w:rPr>
+          <w:rFonts w:ascii="Aptos" w:eastAsia="Times New Roman" w:hAnsi="Aptos" w:cs="Times New Roman"/>
+          <w:b/>
+          <w:bCs/>
+          <w:color w:val="000000"/>
+          <w:kern w:val="0"/>
+          <w:lang w:eastAsia="el-GR"/>
+          <w14:ligatures w14:val="none"/>
+        </w:rPr>
+        <w:t>Toro Rosso</w:t>
+      </w:r>
+      <w:r>
+        <w:rPr>
+          <w:rFonts w:ascii="Aptos" w:eastAsia="Times New Roman" w:hAnsi="Aptos" w:cs="Times New Roman"/>
+          <w:color w:val="000000"/>
+          <w:kern w:val="0"/>
+          <w:lang w:eastAsia="el-GR"/>
+          <w14:ligatures w14:val="none"/>
+        </w:rPr>
+        <w:t> — μια ιδανική “εργαστηριακή” πλατφόρμα χωρίς πίεση πρωταθλητισμού. Εκεί, η Honda μπόρεσε να δοκιμάσει νέα αρχιτεκτονική κινητήρα, να πειραματιστεί με χαρτογραφήσεις ERS και να αποκτήσει πολύτιμα δεδομένα.</w:t>
       </w:r>
     </w:p>
     <w:p>
@@ -1091,104 +687,58 @@
           <w:lang w:eastAsia="el-GR"/>
           <w14:ligatures w14:val="none"/>
         </w:rPr>
-        <w:t xml:space="preserve">Ο κινητήρας RA615H της Honda ασφυκτιούσε μέσα στο σασί της </w:t>
-      </w:r>
-      <w:proofErr w:type="spellStart"/>
-      <w:r>
-        <w:rPr>
-          <w:rFonts w:ascii="Aptos" w:eastAsia="Times New Roman" w:hAnsi="Aptos" w:cs="Times New Roman"/>
-          <w:color w:val="000000"/>
-          <w:kern w:val="0"/>
-          <w:lang w:eastAsia="el-GR"/>
-          <w14:ligatures w14:val="none"/>
-        </w:rPr>
-        <w:t>McLaren</w:t>
-      </w:r>
-      <w:proofErr w:type="spellEnd"/>
-      <w:r>
-        <w:rPr>
-          <w:rFonts w:ascii="Aptos" w:eastAsia="Times New Roman" w:hAnsi="Aptos" w:cs="Times New Roman"/>
-          <w:color w:val="000000"/>
-          <w:kern w:val="0"/>
-          <w:lang w:eastAsia="el-GR"/>
-          <w14:ligatures w14:val="none"/>
-        </w:rPr>
-        <w:t>. Το σύστημα ψύξης δεν επαρκούσε, οι θερμοκρασίες εκτοξεύονταν, και τα ηλεκτρικά συστήματα (</w:t>
-      </w:r>
-      <w:proofErr w:type="spellStart"/>
-      <w:r>
-        <w:rPr>
-          <w:rFonts w:ascii="Aptos" w:eastAsia="Times New Roman" w:hAnsi="Aptos" w:cs="Times New Roman"/>
-          <w:color w:val="000000"/>
-          <w:kern w:val="0"/>
-          <w:lang w:eastAsia="el-GR"/>
-          <w14:ligatures w14:val="none"/>
-        </w:rPr>
-        <w:t>ERS</w:t>
-      </w:r>
-      <w:proofErr w:type="spellEnd"/>
-      <w:r>
-        <w:rPr>
-          <w:rFonts w:ascii="Aptos" w:eastAsia="Times New Roman" w:hAnsi="Aptos" w:cs="Times New Roman"/>
-          <w:color w:val="000000"/>
-          <w:kern w:val="0"/>
-          <w:lang w:eastAsia="el-GR"/>
-          <w14:ligatures w14:val="none"/>
-        </w:rPr>
-        <w:t xml:space="preserve">) παρουσίαζαν συνεχείς αστοχίες. Οι μηχανικοί της </w:t>
-      </w:r>
-      <w:proofErr w:type="spellStart"/>
-      <w:r>
-        <w:rPr>
-          <w:rFonts w:ascii="Aptos" w:eastAsia="Times New Roman" w:hAnsi="Aptos" w:cs="Times New Roman"/>
-          <w:color w:val="000000"/>
-          <w:kern w:val="0"/>
-          <w:lang w:eastAsia="el-GR"/>
-          <w14:ligatures w14:val="none"/>
-        </w:rPr>
-        <w:lastRenderedPageBreak/>
-        <w:t>McLaren</w:t>
-      </w:r>
-      <w:proofErr w:type="spellEnd"/>
-      <w:r>
-        <w:rPr>
-          <w:rFonts w:ascii="Aptos" w:eastAsia="Times New Roman" w:hAnsi="Aptos" w:cs="Times New Roman"/>
-          <w:color w:val="000000"/>
-          <w:kern w:val="0"/>
-          <w:lang w:eastAsia="el-GR"/>
-          <w14:ligatures w14:val="none"/>
-        </w:rPr>
-        <w:t xml:space="preserve"> ζητούσαν περισσότερη ισχύ, οι Ιάπωνες μηχανικοί απαντούσαν με προσοχή και σιωπή. Το αποτέλεσμα ήταν </w:t>
-      </w:r>
-      <w:r>
-        <w:rPr>
-          <w:rFonts w:ascii="Aptos" w:eastAsia="Times New Roman" w:hAnsi="Aptos" w:cs="Times New Roman"/>
-          <w:b/>
-          <w:bCs/>
-          <w:color w:val="000000"/>
-          <w:kern w:val="0"/>
-          <w:lang w:eastAsia="el-GR"/>
-          <w14:ligatures w14:val="none"/>
-        </w:rPr>
-        <w:t>ένα χάος συνεργασίας και επικοινωνίας</w:t>
-      </w:r>
-      <w:r>
-        <w:rPr>
-          <w:rFonts w:ascii="Aptos" w:eastAsia="Times New Roman" w:hAnsi="Aptos" w:cs="Times New Roman"/>
-          <w:color w:val="000000"/>
-          <w:kern w:val="0"/>
-          <w:lang w:eastAsia="el-GR"/>
-          <w14:ligatures w14:val="none"/>
-        </w:rPr>
-        <w:t>.</w:t>
-      </w:r>
-    </w:p>
-    <w:p>
-      <w:pPr>
-        <w:spacing w:before="100" w:beforeAutospacing="1" w:after="100" w:afterAutospacing="1" w:line="240" w:lineRule="auto"/>
+        <w:t>Όταν το 2019 η </w:t>
+      </w:r>
+      <w:r>
+        <w:rPr>
+          <w:rFonts w:ascii="Aptos" w:eastAsia="Times New Roman" w:hAnsi="Aptos" w:cs="Times New Roman"/>
+          <w:b/>
+          <w:bCs/>
+          <w:color w:val="000000"/>
+          <w:kern w:val="0"/>
+          <w:lang w:eastAsia="el-GR"/>
+          <w14:ligatures w14:val="none"/>
+        </w:rPr>
+        <w:t>Red Bull Racing</w:t>
+      </w:r>
+      <w:r>
+        <w:rPr>
+          <w:rFonts w:ascii="Aptos" w:eastAsia="Times New Roman" w:hAnsi="Aptos" w:cs="Times New Roman"/>
+          <w:color w:val="000000"/>
+          <w:kern w:val="0"/>
+          <w:lang w:eastAsia="el-GR"/>
+          <w14:ligatures w14:val="none"/>
+        </w:rPr>
+        <w:t> αποφάσισε να εμπιστευτεί τη Honda, η κατάσταση ήταν τελείως διαφορετική. Οι Ιάπωνες μηχανικοί δεν ήρθαν πια ως “προμηθευτές”, αλλά ως </w:t>
+      </w:r>
+      <w:r>
+        <w:rPr>
+          <w:rFonts w:ascii="Aptos" w:eastAsia="Times New Roman" w:hAnsi="Aptos" w:cs="Times New Roman"/>
+          <w:b/>
+          <w:bCs/>
+          <w:color w:val="000000"/>
+          <w:kern w:val="0"/>
+          <w:lang w:eastAsia="el-GR"/>
+          <w14:ligatures w14:val="none"/>
+        </w:rPr>
+        <w:t>πλήρεις συνεργάτες</w:t>
+      </w:r>
+      <w:r>
+        <w:rPr>
+          <w:rFonts w:ascii="Aptos" w:eastAsia="Times New Roman" w:hAnsi="Aptos" w:cs="Times New Roman"/>
+          <w:color w:val="000000"/>
+          <w:kern w:val="0"/>
+          <w:lang w:eastAsia="el-GR"/>
+          <w14:ligatures w14:val="none"/>
+        </w:rPr>
+        <w:t>. Οι δύο πλευρές συμφώνησαν σε κοινό στόχο, κοινή ανάπτυξη και συνεχή τεχνική ανταλλαγή.</w:t>
+      </w:r>
+    </w:p>
+    <w:p>
+      <w:pPr>
+        <w:spacing w:after="0" w:line="240" w:lineRule="auto"/>
         <w:rPr>
           <w:rFonts w:ascii="Helvetica" w:eastAsia="Times New Roman" w:hAnsi="Helvetica" w:cs="Times New Roman"/>
-          <w:color w:val="000000"/>
           <w:kern w:val="0"/>
           <w:sz w:val="18"/>
           <w:szCs w:val="18"/>
@@ -1198,603 +748,15 @@
       </w:pPr>
       <w:r>
         <w:rPr>
-          <w:rFonts w:ascii="Aptos" w:eastAsia="Times New Roman" w:hAnsi="Aptos" w:cs="Times New Roman"/>
-          <w:color w:val="000000"/>
-          <w:kern w:val="0"/>
-          <w:lang w:eastAsia="el-GR"/>
-          <w14:ligatures w14:val="none"/>
-        </w:rPr>
-        <w:t>Τα προβλήματα επιδεινώθηκαν από την </w:t>
-      </w:r>
-      <w:r>
-        <w:rPr>
-          <w:rFonts w:ascii="Aptos" w:eastAsia="Times New Roman" w:hAnsi="Aptos" w:cs="Times New Roman"/>
-          <w:b/>
-          <w:bCs/>
-          <w:color w:val="000000"/>
-          <w:kern w:val="0"/>
-          <w:lang w:eastAsia="el-GR"/>
-          <w14:ligatures w14:val="none"/>
-        </w:rPr>
-        <w:t>έλλειψη ρεαλιστικών δοκιμών</w:t>
-      </w:r>
-      <w:r>
-        <w:rPr>
-          <w:rFonts w:ascii="Aptos" w:eastAsia="Times New Roman" w:hAnsi="Aptos" w:cs="Times New Roman"/>
-          <w:color w:val="000000"/>
-          <w:kern w:val="0"/>
-          <w:lang w:eastAsia="el-GR"/>
-          <w14:ligatures w14:val="none"/>
-        </w:rPr>
-        <w:t xml:space="preserve">. Η Honda δεν διέθετε δοκιμαστικά δεδομένα από άλλες ομάδες, και το δυναμόμετρο στο </w:t>
-      </w:r>
-      <w:proofErr w:type="spellStart"/>
-      <w:r>
-        <w:rPr>
-          <w:rFonts w:ascii="Aptos" w:eastAsia="Times New Roman" w:hAnsi="Aptos" w:cs="Times New Roman"/>
-          <w:color w:val="000000"/>
-          <w:kern w:val="0"/>
-          <w:lang w:eastAsia="el-GR"/>
-          <w14:ligatures w14:val="none"/>
-        </w:rPr>
-        <w:t>Sakura</w:t>
-      </w:r>
-      <w:proofErr w:type="spellEnd"/>
-      <w:r>
-        <w:rPr>
-          <w:rFonts w:ascii="Aptos" w:eastAsia="Times New Roman" w:hAnsi="Aptos" w:cs="Times New Roman"/>
-          <w:color w:val="000000"/>
-          <w:kern w:val="0"/>
-          <w:lang w:eastAsia="el-GR"/>
-          <w14:ligatures w14:val="none"/>
-        </w:rPr>
-        <w:t xml:space="preserve"> δεν μπορούσε να αναπαραγάγει με ακρίβεια τις πραγματικές συνθήκες της πίστας. Έτσι, ό,τι φαινόταν να λειτουργεί στο εργαστήριο κατέρρεε στο </w:t>
-      </w:r>
-      <w:proofErr w:type="spellStart"/>
-      <w:r>
-        <w:rPr>
-          <w:rFonts w:ascii="Aptos" w:eastAsia="Times New Roman" w:hAnsi="Aptos" w:cs="Times New Roman"/>
-          <w:color w:val="000000"/>
-          <w:kern w:val="0"/>
-          <w:lang w:eastAsia="el-GR"/>
-          <w14:ligatures w14:val="none"/>
-        </w:rPr>
-        <w:t>Grand</w:t>
-      </w:r>
-      <w:proofErr w:type="spellEnd"/>
-      <w:r>
-        <w:rPr>
-          <w:rFonts w:ascii="Aptos" w:eastAsia="Times New Roman" w:hAnsi="Aptos" w:cs="Times New Roman"/>
-          <w:color w:val="000000"/>
-          <w:kern w:val="0"/>
-          <w:lang w:eastAsia="el-GR"/>
-          <w14:ligatures w14:val="none"/>
-        </w:rPr>
-        <w:t xml:space="preserve"> </w:t>
-      </w:r>
-      <w:proofErr w:type="spellStart"/>
-      <w:r>
-        <w:rPr>
-          <w:rFonts w:ascii="Aptos" w:eastAsia="Times New Roman" w:hAnsi="Aptos" w:cs="Times New Roman"/>
-          <w:color w:val="000000"/>
-          <w:kern w:val="0"/>
-          <w:lang w:eastAsia="el-GR"/>
-          <w14:ligatures w14:val="none"/>
-        </w:rPr>
-        <w:t>Prix</w:t>
-      </w:r>
-      <w:proofErr w:type="spellEnd"/>
-      <w:r>
-        <w:rPr>
-          <w:rFonts w:ascii="Aptos" w:eastAsia="Times New Roman" w:hAnsi="Aptos" w:cs="Times New Roman"/>
-          <w:color w:val="000000"/>
-          <w:kern w:val="0"/>
-          <w:lang w:eastAsia="el-GR"/>
-          <w14:ligatures w14:val="none"/>
-        </w:rPr>
-        <w:t>.</w:t>
-      </w:r>
-    </w:p>
-    <w:p>
-      <w:pPr>
-        <w:spacing w:before="100" w:beforeAutospacing="1" w:after="100" w:afterAutospacing="1" w:line="240" w:lineRule="auto"/>
-        <w:rPr>
-          <w:rFonts w:ascii="Helvetica" w:eastAsia="Times New Roman" w:hAnsi="Helvetica" w:cs="Times New Roman"/>
-          <w:color w:val="000000"/>
-          <w:kern w:val="0"/>
-          <w:sz w:val="18"/>
-          <w:szCs w:val="18"/>
-          <w:lang w:eastAsia="el-GR"/>
-          <w14:ligatures w14:val="none"/>
-        </w:rPr>
-      </w:pPr>
-      <w:r>
-        <w:rPr>
-          <w:rFonts w:ascii="Aptos" w:eastAsia="Times New Roman" w:hAnsi="Aptos" w:cs="Times New Roman"/>
-          <w:color w:val="000000"/>
-          <w:kern w:val="0"/>
-          <w:lang w:eastAsia="el-GR"/>
-          <w14:ligatures w14:val="none"/>
-        </w:rPr>
-        <w:t xml:space="preserve">Το αποκορύφωμα ήρθε στο </w:t>
-      </w:r>
-      <w:proofErr w:type="spellStart"/>
-      <w:r>
-        <w:rPr>
-          <w:rFonts w:ascii="Aptos" w:eastAsia="Times New Roman" w:hAnsi="Aptos" w:cs="Times New Roman"/>
-          <w:color w:val="000000"/>
-          <w:kern w:val="0"/>
-          <w:lang w:eastAsia="el-GR"/>
-          <w14:ligatures w14:val="none"/>
-        </w:rPr>
-        <w:t>GP</w:t>
-      </w:r>
-      <w:proofErr w:type="spellEnd"/>
-      <w:r>
-        <w:rPr>
-          <w:rFonts w:ascii="Aptos" w:eastAsia="Times New Roman" w:hAnsi="Aptos" w:cs="Times New Roman"/>
-          <w:color w:val="000000"/>
-          <w:kern w:val="0"/>
-          <w:lang w:eastAsia="el-GR"/>
-          <w14:ligatures w14:val="none"/>
-        </w:rPr>
-        <w:t xml:space="preserve"> της Ιαπωνίας το 2015, όταν ο </w:t>
-      </w:r>
-      <w:proofErr w:type="spellStart"/>
-      <w:r>
-        <w:rPr>
-          <w:rFonts w:ascii="Aptos" w:eastAsia="Times New Roman" w:hAnsi="Aptos" w:cs="Times New Roman"/>
-          <w:color w:val="000000"/>
-          <w:kern w:val="0"/>
-          <w:lang w:eastAsia="el-GR"/>
-          <w14:ligatures w14:val="none"/>
-        </w:rPr>
-        <w:t>Alonso</w:t>
-      </w:r>
-      <w:proofErr w:type="spellEnd"/>
-      <w:r>
-        <w:rPr>
-          <w:rFonts w:ascii="Aptos" w:eastAsia="Times New Roman" w:hAnsi="Aptos" w:cs="Times New Roman"/>
-          <w:color w:val="000000"/>
-          <w:kern w:val="0"/>
-          <w:lang w:eastAsia="el-GR"/>
-          <w14:ligatures w14:val="none"/>
-        </w:rPr>
-        <w:t xml:space="preserve">, εκνευρισμένος, χαρακτήρισε τον κινητήρα “GP2 </w:t>
-      </w:r>
-      <w:proofErr w:type="spellStart"/>
-      <w:r>
-        <w:rPr>
-          <w:rFonts w:ascii="Aptos" w:eastAsia="Times New Roman" w:hAnsi="Aptos" w:cs="Times New Roman"/>
-          <w:color w:val="000000"/>
-          <w:kern w:val="0"/>
-          <w:lang w:eastAsia="el-GR"/>
-          <w14:ligatures w14:val="none"/>
-        </w:rPr>
-        <w:t>engine</w:t>
-      </w:r>
-      <w:proofErr w:type="spellEnd"/>
-      <w:r>
-        <w:rPr>
-          <w:rFonts w:ascii="Aptos" w:eastAsia="Times New Roman" w:hAnsi="Aptos" w:cs="Times New Roman"/>
-          <w:color w:val="000000"/>
-          <w:kern w:val="0"/>
-          <w:lang w:eastAsia="el-GR"/>
-          <w14:ligatures w14:val="none"/>
-        </w:rPr>
-        <w:t xml:space="preserve">”. Ήταν η στιγμή που η σχέση </w:t>
-      </w:r>
-      <w:proofErr w:type="spellStart"/>
-      <w:r>
-        <w:rPr>
-          <w:rFonts w:ascii="Aptos" w:eastAsia="Times New Roman" w:hAnsi="Aptos" w:cs="Times New Roman"/>
-          <w:color w:val="000000"/>
-          <w:kern w:val="0"/>
-          <w:lang w:eastAsia="el-GR"/>
-          <w14:ligatures w14:val="none"/>
-        </w:rPr>
-        <w:t>McLaren</w:t>
-      </w:r>
-      <w:proofErr w:type="spellEnd"/>
-      <w:r>
-        <w:rPr>
-          <w:rFonts w:ascii="Aptos" w:eastAsia="Times New Roman" w:hAnsi="Aptos" w:cs="Times New Roman"/>
-          <w:color w:val="000000"/>
-          <w:kern w:val="0"/>
-          <w:lang w:eastAsia="el-GR"/>
-          <w14:ligatures w14:val="none"/>
-        </w:rPr>
-        <w:t>–Honda διαλύθηκε ψυχολογικά. Μέχρι το 2017, η συνεργασία είχε γίνει ανυπόφορη και οι δύο πλευρές τράβηξαν χωριστούς δρόμους.</w:t>
-      </w:r>
-    </w:p>
-    <w:p>
-      <w:pPr>
-        <w:spacing w:after="0" w:line="240" w:lineRule="auto"/>
-        <w:rPr>
-          <w:rFonts w:ascii="Helvetica" w:eastAsia="Times New Roman" w:hAnsi="Helvetica" w:cs="Times New Roman"/>
-          <w:kern w:val="0"/>
-          <w:sz w:val="18"/>
-          <w:szCs w:val="18"/>
-          <w:lang w:eastAsia="el-GR"/>
-          <w14:ligatures w14:val="none"/>
-        </w:rPr>
-      </w:pPr>
-      <w:r>
-        <w:rPr>
-          <w:rFonts w:ascii="Times New Roman" w:eastAsia="Times New Roman" w:hAnsi="Times New Roman" w:cs="Times New Roman"/>
           <w:noProof/>
-          <w:kern w:val="0"/>
-          <w:lang w:eastAsia="el-GR"/>
-          <w14:ligatures w14:val="none"/>
-        </w:rPr>
-      </w:r>
-      <w:r>
-        <w:rPr>
-          <w:rFonts w:ascii="Times New Roman" w:eastAsia="Times New Roman" w:hAnsi="Times New Roman" w:cs="Times New Roman"/>
-          <w:noProof/>
-          <w:kern w:val="0"/>
-          <w:lang w:eastAsia="el-GR"/>
-          <w14:ligatures w14:val="none"/>
-        </w:rPr>
+        </w:rPr>
+      </w:r>
+      <w:r>
         <w:pict>
-          <v:rect id="_x0000_i1027" alt="" style="width:415.3pt;height:.05pt;mso-width-percent:0;mso-height-percent:0;mso-width-percent:0;mso-height-percent:0" o:hralign="center" o:hrstd="t" o:hr="t" fillcolor="#a0a0a0" stroked="f"/>
-        </w:pict>
-      </w:r>
-    </w:p>
-    <w:p>
-      <w:pPr>
-        <w:spacing w:before="100" w:beforeAutospacing="1" w:after="100" w:afterAutospacing="1" w:line="240" w:lineRule="auto"/>
-        <w:outlineLvl w:val="1"/>
-        <w:rPr>
-          <w:rFonts w:ascii="Helvetica" w:eastAsia="Times New Roman" w:hAnsi="Helvetica" w:cs="Times New Roman"/>
-          <w:b/>
-          <w:bCs/>
-          <w:color w:val="000000"/>
-          <w:kern w:val="0"/>
-          <w:sz w:val="36"/>
-          <w:szCs w:val="36"/>
-          <w:lang w:eastAsia="el-GR"/>
-          <w14:ligatures w14:val="none"/>
-        </w:rPr>
-      </w:pPr>
-      <w:r>
-        <w:rPr>
-          <w:rFonts w:ascii="Apple Color Emoji" w:eastAsia="Times New Roman" w:hAnsi="Apple Color Emoji" w:cs="Apple Color Emoji"/>
-          <w:b/>
-          <w:bCs/>
-          <w:color w:val="000000"/>
-          <w:kern w:val="0"/>
-          <w:sz w:val="36"/>
-          <w:szCs w:val="36"/>
-          <w:lang w:eastAsia="el-GR"/>
-          <w14:ligatures w14:val="none"/>
-        </w:rPr>
-        <w:t>🧩</w:t>
-      </w:r>
-      <w:r>
-        <w:rPr>
-          <w:rFonts w:ascii="Aptos" w:eastAsia="Times New Roman" w:hAnsi="Aptos" w:cs="Times New Roman"/>
-          <w:b/>
-          <w:bCs/>
-          <w:color w:val="000000"/>
-          <w:kern w:val="0"/>
-          <w:sz w:val="36"/>
-          <w:szCs w:val="36"/>
-          <w:lang w:eastAsia="el-GR"/>
-          <w14:ligatures w14:val="none"/>
-        </w:rPr>
-        <w:t xml:space="preserve"> Νέα Αρχή με τη Red </w:t>
-      </w:r>
-      <w:proofErr w:type="spellStart"/>
-      <w:r>
-        <w:rPr>
-          <w:rFonts w:ascii="Aptos" w:eastAsia="Times New Roman" w:hAnsi="Aptos" w:cs="Times New Roman"/>
-          <w:b/>
-          <w:bCs/>
-          <w:color w:val="000000"/>
-          <w:kern w:val="0"/>
-          <w:sz w:val="36"/>
-          <w:szCs w:val="36"/>
-          <w:lang w:eastAsia="el-GR"/>
-          <w14:ligatures w14:val="none"/>
-        </w:rPr>
-        <w:t>Bull</w:t>
-      </w:r>
-      <w:proofErr w:type="spellEnd"/>
-      <w:r>
-        <w:rPr>
-          <w:rFonts w:ascii="Aptos" w:eastAsia="Times New Roman" w:hAnsi="Aptos" w:cs="Times New Roman"/>
-          <w:b/>
-          <w:bCs/>
-          <w:color w:val="000000"/>
-          <w:kern w:val="0"/>
-          <w:sz w:val="36"/>
-          <w:szCs w:val="36"/>
-          <w:lang w:eastAsia="el-GR"/>
-          <w14:ligatures w14:val="none"/>
-        </w:rPr>
-        <w:t>: Μαθαίνοντας από τα Λάθη</w:t>
-      </w:r>
-    </w:p>
-    <w:p>
-      <w:pPr>
-        <w:spacing w:before="100" w:beforeAutospacing="1" w:after="100" w:afterAutospacing="1" w:line="240" w:lineRule="auto"/>
-        <w:rPr>
-          <w:rFonts w:ascii="Helvetica" w:eastAsia="Times New Roman" w:hAnsi="Helvetica" w:cs="Times New Roman"/>
-          <w:color w:val="000000"/>
-          <w:kern w:val="0"/>
-          <w:sz w:val="18"/>
-          <w:szCs w:val="18"/>
-          <w:lang w:eastAsia="el-GR"/>
-          <w14:ligatures w14:val="none"/>
-        </w:rPr>
-      </w:pPr>
-      <w:r>
-        <w:rPr>
-          <w:rFonts w:ascii="Aptos" w:eastAsia="Times New Roman" w:hAnsi="Aptos" w:cs="Times New Roman"/>
-          <w:color w:val="000000"/>
-          <w:kern w:val="0"/>
-          <w:lang w:eastAsia="el-GR"/>
-          <w14:ligatures w14:val="none"/>
-        </w:rPr>
-        <w:t xml:space="preserve">Μετά το διαζύγιο με τη </w:t>
-      </w:r>
-      <w:proofErr w:type="spellStart"/>
-      <w:r>
-        <w:rPr>
-          <w:rFonts w:ascii="Aptos" w:eastAsia="Times New Roman" w:hAnsi="Aptos" w:cs="Times New Roman"/>
-          <w:color w:val="000000"/>
-          <w:kern w:val="0"/>
-          <w:lang w:eastAsia="el-GR"/>
-          <w14:ligatures w14:val="none"/>
-        </w:rPr>
-        <w:t>McLaren</w:t>
-      </w:r>
-      <w:proofErr w:type="spellEnd"/>
-      <w:r>
-        <w:rPr>
-          <w:rFonts w:ascii="Aptos" w:eastAsia="Times New Roman" w:hAnsi="Aptos" w:cs="Times New Roman"/>
-          <w:color w:val="000000"/>
-          <w:kern w:val="0"/>
-          <w:lang w:eastAsia="el-GR"/>
-          <w14:ligatures w14:val="none"/>
-        </w:rPr>
-        <w:t>, η Honda έκανε αυτό που ξέρει καλύτερα: </w:t>
-      </w:r>
-      <w:r>
-        <w:rPr>
-          <w:rFonts w:ascii="Aptos" w:eastAsia="Times New Roman" w:hAnsi="Aptos" w:cs="Times New Roman"/>
-          <w:b/>
-          <w:bCs/>
-          <w:color w:val="000000"/>
-          <w:kern w:val="0"/>
-          <w:lang w:eastAsia="el-GR"/>
-          <w14:ligatures w14:val="none"/>
-        </w:rPr>
-        <w:t>επανεκκίνηση μεθοδική και ταπεινή</w:t>
-      </w:r>
-      <w:r>
-        <w:rPr>
-          <w:rFonts w:ascii="Aptos" w:eastAsia="Times New Roman" w:hAnsi="Aptos" w:cs="Times New Roman"/>
-          <w:color w:val="000000"/>
-          <w:kern w:val="0"/>
-          <w:lang w:eastAsia="el-GR"/>
-          <w14:ligatures w14:val="none"/>
-        </w:rPr>
-        <w:t>. Το 2018 συνεργάστηκε με τη μικρότερη ομάδα </w:t>
-      </w:r>
-      <w:proofErr w:type="spellStart"/>
-      <w:r>
-        <w:rPr>
-          <w:rFonts w:ascii="Aptos" w:eastAsia="Times New Roman" w:hAnsi="Aptos" w:cs="Times New Roman"/>
-          <w:b/>
-          <w:bCs/>
-          <w:color w:val="000000"/>
-          <w:kern w:val="0"/>
-          <w:lang w:eastAsia="el-GR"/>
-          <w14:ligatures w14:val="none"/>
-        </w:rPr>
-        <w:t>Toro</w:t>
-      </w:r>
-      <w:proofErr w:type="spellEnd"/>
-      <w:r>
-        <w:rPr>
-          <w:rFonts w:ascii="Aptos" w:eastAsia="Times New Roman" w:hAnsi="Aptos" w:cs="Times New Roman"/>
-          <w:b/>
-          <w:bCs/>
-          <w:color w:val="000000"/>
-          <w:kern w:val="0"/>
-          <w:lang w:eastAsia="el-GR"/>
-          <w14:ligatures w14:val="none"/>
-        </w:rPr>
-        <w:t xml:space="preserve"> </w:t>
-      </w:r>
-      <w:proofErr w:type="spellStart"/>
-      <w:r>
-        <w:rPr>
-          <w:rFonts w:ascii="Aptos" w:eastAsia="Times New Roman" w:hAnsi="Aptos" w:cs="Times New Roman"/>
-          <w:b/>
-          <w:bCs/>
-          <w:color w:val="000000"/>
-          <w:kern w:val="0"/>
-          <w:lang w:eastAsia="el-GR"/>
-          <w14:ligatures w14:val="none"/>
-        </w:rPr>
-        <w:t>Rosso</w:t>
-      </w:r>
-      <w:proofErr w:type="spellEnd"/>
-      <w:r>
-        <w:rPr>
-          <w:rFonts w:ascii="Aptos" w:eastAsia="Times New Roman" w:hAnsi="Aptos" w:cs="Times New Roman"/>
-          <w:color w:val="000000"/>
-          <w:kern w:val="0"/>
-          <w:lang w:eastAsia="el-GR"/>
-          <w14:ligatures w14:val="none"/>
-        </w:rPr>
-        <w:t xml:space="preserve"> — μια ιδανική “εργαστηριακή” πλατφόρμα χωρίς πίεση πρωταθλητισμού. Εκεί, η Honda μπόρεσε να δοκιμάσει νέα αρχιτεκτονική κινητήρα, να πειραματιστεί με χαρτογραφήσεις </w:t>
-      </w:r>
-      <w:proofErr w:type="spellStart"/>
-      <w:r>
-        <w:rPr>
-          <w:rFonts w:ascii="Aptos" w:eastAsia="Times New Roman" w:hAnsi="Aptos" w:cs="Times New Roman"/>
-          <w:color w:val="000000"/>
-          <w:kern w:val="0"/>
-          <w:lang w:eastAsia="el-GR"/>
-          <w14:ligatures w14:val="none"/>
-        </w:rPr>
-        <w:t>ERS</w:t>
-      </w:r>
-      <w:proofErr w:type="spellEnd"/>
-      <w:r>
-        <w:rPr>
-          <w:rFonts w:ascii="Aptos" w:eastAsia="Times New Roman" w:hAnsi="Aptos" w:cs="Times New Roman"/>
-          <w:color w:val="000000"/>
-          <w:kern w:val="0"/>
-          <w:lang w:eastAsia="el-GR"/>
-          <w14:ligatures w14:val="none"/>
-        </w:rPr>
-        <w:t xml:space="preserve"> και να αποκτήσει πολύτιμα δεδομένα.</w:t>
-      </w:r>
-    </w:p>
-    <w:p>
-      <w:pPr>
-        <w:spacing w:before="100" w:beforeAutospacing="1" w:after="100" w:afterAutospacing="1" w:line="240" w:lineRule="auto"/>
-        <w:rPr>
-          <w:rFonts w:ascii="Helvetica" w:eastAsia="Times New Roman" w:hAnsi="Helvetica" w:cs="Times New Roman"/>
-          <w:color w:val="000000"/>
-          <w:kern w:val="0"/>
-          <w:sz w:val="18"/>
-          <w:szCs w:val="18"/>
-          <w:lang w:eastAsia="el-GR"/>
-          <w14:ligatures w14:val="none"/>
-        </w:rPr>
-      </w:pPr>
-      <w:r>
-        <w:rPr>
-          <w:rFonts w:ascii="Aptos" w:eastAsia="Times New Roman" w:hAnsi="Aptos" w:cs="Times New Roman"/>
-          <w:color w:val="000000"/>
-          <w:kern w:val="0"/>
-          <w:lang w:eastAsia="el-GR"/>
-          <w14:ligatures w14:val="none"/>
-        </w:rPr>
-        <w:t>Όταν το 2019 η </w:t>
-      </w:r>
-      <w:r>
-        <w:rPr>
-          <w:rFonts w:ascii="Aptos" w:eastAsia="Times New Roman" w:hAnsi="Aptos" w:cs="Times New Roman"/>
-          <w:b/>
-          <w:bCs/>
-          <w:color w:val="000000"/>
-          <w:kern w:val="0"/>
-          <w:lang w:eastAsia="el-GR"/>
-          <w14:ligatures w14:val="none"/>
-        </w:rPr>
-        <w:t xml:space="preserve">Red </w:t>
-      </w:r>
-      <w:proofErr w:type="spellStart"/>
-      <w:r>
-        <w:rPr>
-          <w:rFonts w:ascii="Aptos" w:eastAsia="Times New Roman" w:hAnsi="Aptos" w:cs="Times New Roman"/>
-          <w:b/>
-          <w:bCs/>
-          <w:color w:val="000000"/>
-          <w:kern w:val="0"/>
-          <w:lang w:eastAsia="el-GR"/>
-          <w14:ligatures w14:val="none"/>
-        </w:rPr>
-        <w:t>Bull</w:t>
-      </w:r>
-      <w:proofErr w:type="spellEnd"/>
-      <w:r>
-        <w:rPr>
-          <w:rFonts w:ascii="Aptos" w:eastAsia="Times New Roman" w:hAnsi="Aptos" w:cs="Times New Roman"/>
-          <w:b/>
-          <w:bCs/>
-          <w:color w:val="000000"/>
-          <w:kern w:val="0"/>
-          <w:lang w:eastAsia="el-GR"/>
-          <w14:ligatures w14:val="none"/>
-        </w:rPr>
-        <w:t xml:space="preserve"> </w:t>
-      </w:r>
-      <w:proofErr w:type="spellStart"/>
-      <w:r>
-        <w:rPr>
-          <w:rFonts w:ascii="Aptos" w:eastAsia="Times New Roman" w:hAnsi="Aptos" w:cs="Times New Roman"/>
-          <w:b/>
-          <w:bCs/>
-          <w:color w:val="000000"/>
-          <w:kern w:val="0"/>
-          <w:lang w:eastAsia="el-GR"/>
-          <w14:ligatures w14:val="none"/>
-        </w:rPr>
-        <w:t>Racing</w:t>
-      </w:r>
-      <w:proofErr w:type="spellEnd"/>
-      <w:r>
-        <w:rPr>
-          <w:rFonts w:ascii="Aptos" w:eastAsia="Times New Roman" w:hAnsi="Aptos" w:cs="Times New Roman"/>
-          <w:color w:val="000000"/>
-          <w:kern w:val="0"/>
-          <w:lang w:eastAsia="el-GR"/>
-          <w14:ligatures w14:val="none"/>
-        </w:rPr>
-        <w:t> αποφάσισε να εμπιστευτεί τη Honda, η κατάσταση ήταν τελείως διαφορετική. Οι Ιάπωνες μηχανικοί δεν ήρθαν πια ως “προμηθευτές”, αλλά ως </w:t>
-      </w:r>
-      <w:r>
-        <w:rPr>
-          <w:rFonts w:ascii="Aptos" w:eastAsia="Times New Roman" w:hAnsi="Aptos" w:cs="Times New Roman"/>
-          <w:b/>
-          <w:bCs/>
-          <w:color w:val="000000"/>
-          <w:kern w:val="0"/>
-          <w:lang w:eastAsia="el-GR"/>
-          <w14:ligatures w14:val="none"/>
-        </w:rPr>
-        <w:t>πλήρεις συνεργάτες</w:t>
-      </w:r>
-      <w:r>
-        <w:rPr>
-          <w:rFonts w:ascii="Aptos" w:eastAsia="Times New Roman" w:hAnsi="Aptos" w:cs="Times New Roman"/>
-          <w:color w:val="000000"/>
-          <w:kern w:val="0"/>
-          <w:lang w:eastAsia="el-GR"/>
-          <w14:ligatures w14:val="none"/>
-        </w:rPr>
-        <w:t>. Οι δύο πλευρές συμφώνησαν σε κοινό στόχο, κοινή ανάπτυξη και συνεχή τεχνική ανταλλαγή.</w:t>
-      </w:r>
-    </w:p>
-    <w:p>
-      <w:pPr>
-        <w:spacing w:after="0" w:line="240" w:lineRule="auto"/>
-        <w:rPr>
-          <w:rFonts w:ascii="Helvetica" w:eastAsia="Times New Roman" w:hAnsi="Helvetica" w:cs="Times New Roman"/>
-          <w:kern w:val="0"/>
-          <w:sz w:val="18"/>
-          <w:szCs w:val="18"/>
-          <w:lang w:eastAsia="el-GR"/>
-          <w14:ligatures w14:val="none"/>
-        </w:rPr>
-      </w:pPr>
-      <w:r>
-        <w:rPr>
-          <w:rFonts w:ascii="Times New Roman" w:eastAsia="Times New Roman" w:hAnsi="Times New Roman" w:cs="Times New Roman"/>
-          <w:noProof/>
-          <w:kern w:val="0"/>
-          <w:lang w:eastAsia="el-GR"/>
-          <w14:ligatures w14:val="none"/>
-        </w:rPr>
-      </w:r>
-      <w:r>
-        <w:rPr>
-          <w:rFonts w:ascii="Times New Roman" w:eastAsia="Times New Roman" w:hAnsi="Times New Roman" w:cs="Times New Roman"/>
-          <w:noProof/>
-          <w:kern w:val="0"/>
-          <w:lang w:eastAsia="el-GR"/>
-          <w14:ligatures w14:val="none"/>
-        </w:rPr>
-        <w:pict>
-          <v:rect id="_x0000_i1028" alt="" style="width:415.3pt;height:.05pt;mso-width-percent:0;mso-height-percent:0;mso-width-percent:0;mso-height-percent:0" o:hralign="center" o:hrstd="t" o:hr="t" fillcolor="#a0a0a0" stroked="f"/>
+          <v:rect id="Horizontal Line 4" o:spid="_x0000_s1029" style="width:415.3pt;height:.05pt;visibility:visible;mso-wrap-style:square;mso-left-percent:-10001;mso-top-percent:-10001;mso-position-horizontal:absolute;mso-position-horizontal-relative:char;mso-position-vertical:absolute;mso-position-vertical-relative:line;mso-left-percent:-10001;mso-top-percent:-10001;v-text-anchor:top" o:gfxdata="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" filled="f">
+            <o:lock v:ext="edit" rotation="t" aspectratio="t" verticies="t" text="t" shapetype="t"/>
+            <w10:anchorlock/>
+          </v:rect>
         </w:pict>
       </w:r>
     </w:p>
@@ -1892,99 +854,27 @@
         </w:rPr>
         <w:t>Υιοθετήθηκε </w:t>
       </w:r>
-      <w:proofErr w:type="spellStart"/>
-      <w:r>
-        <w:rPr>
-          <w:rFonts w:ascii="Aptos" w:eastAsia="Times New Roman" w:hAnsi="Aptos" w:cs="Times New Roman"/>
-          <w:b/>
-          <w:bCs/>
-          <w:color w:val="000000"/>
-          <w:kern w:val="0"/>
-          <w:lang w:eastAsia="el-GR"/>
-          <w14:ligatures w14:val="none"/>
-        </w:rPr>
-        <w:t>split</w:t>
-      </w:r>
-      <w:proofErr w:type="spellEnd"/>
-      <w:r>
-        <w:rPr>
-          <w:rFonts w:ascii="Aptos" w:eastAsia="Times New Roman" w:hAnsi="Aptos" w:cs="Times New Roman"/>
-          <w:b/>
-          <w:bCs/>
-          <w:color w:val="000000"/>
-          <w:kern w:val="0"/>
-          <w:lang w:eastAsia="el-GR"/>
-          <w14:ligatures w14:val="none"/>
-        </w:rPr>
-        <w:t xml:space="preserve"> </w:t>
-      </w:r>
-      <w:proofErr w:type="spellStart"/>
-      <w:r>
-        <w:rPr>
-          <w:rFonts w:ascii="Aptos" w:eastAsia="Times New Roman" w:hAnsi="Aptos" w:cs="Times New Roman"/>
-          <w:b/>
-          <w:bCs/>
-          <w:color w:val="000000"/>
-          <w:kern w:val="0"/>
-          <w:lang w:eastAsia="el-GR"/>
-          <w14:ligatures w14:val="none"/>
-        </w:rPr>
-        <w:t>turbo</w:t>
-      </w:r>
-      <w:proofErr w:type="spellEnd"/>
-      <w:r>
-        <w:rPr>
-          <w:rFonts w:ascii="Aptos" w:eastAsia="Times New Roman" w:hAnsi="Aptos" w:cs="Times New Roman"/>
-          <w:color w:val="000000"/>
-          <w:kern w:val="0"/>
-          <w:lang w:eastAsia="el-GR"/>
-          <w14:ligatures w14:val="none"/>
-        </w:rPr>
-        <w:t xml:space="preserve"> σχεδίαση, που βελτίωσε τη θερμική απόδοση και μείωσε την καθυστέρηση </w:t>
-      </w:r>
-      <w:proofErr w:type="spellStart"/>
-      <w:r>
-        <w:rPr>
-          <w:rFonts w:ascii="Aptos" w:eastAsia="Times New Roman" w:hAnsi="Aptos" w:cs="Times New Roman"/>
-          <w:color w:val="000000"/>
-          <w:kern w:val="0"/>
-          <w:lang w:eastAsia="el-GR"/>
-          <w14:ligatures w14:val="none"/>
-        </w:rPr>
-        <w:t>turbo</w:t>
-      </w:r>
-      <w:proofErr w:type="spellEnd"/>
-      <w:r>
-        <w:rPr>
-          <w:rFonts w:ascii="Aptos" w:eastAsia="Times New Roman" w:hAnsi="Aptos" w:cs="Times New Roman"/>
-          <w:color w:val="000000"/>
-          <w:kern w:val="0"/>
-          <w:lang w:eastAsia="el-GR"/>
-          <w14:ligatures w14:val="none"/>
-        </w:rPr>
-        <w:t xml:space="preserve"> </w:t>
-      </w:r>
-      <w:proofErr w:type="spellStart"/>
-      <w:r>
-        <w:rPr>
-          <w:rFonts w:ascii="Aptos" w:eastAsia="Times New Roman" w:hAnsi="Aptos" w:cs="Times New Roman"/>
-          <w:color w:val="000000"/>
-          <w:kern w:val="0"/>
-          <w:lang w:eastAsia="el-GR"/>
-          <w14:ligatures w14:val="none"/>
-        </w:rPr>
-        <w:t>lag</w:t>
-      </w:r>
-      <w:proofErr w:type="spellEnd"/>
-      <w:r>
-        <w:rPr>
-          <w:rFonts w:ascii="Aptos" w:eastAsia="Times New Roman" w:hAnsi="Aptos" w:cs="Times New Roman"/>
-          <w:color w:val="000000"/>
-          <w:kern w:val="0"/>
-          <w:lang w:eastAsia="el-GR"/>
-          <w14:ligatures w14:val="none"/>
-        </w:rPr>
-        <w:t>.</w:t>
+      <w:r>
+        <w:rPr>
+          <w:rFonts w:ascii="Aptos" w:eastAsia="Times New Roman" w:hAnsi="Aptos" w:cs="Times New Roman"/>
+          <w:b/>
+          <w:bCs/>
+          <w:color w:val="000000"/>
+          <w:kern w:val="0"/>
+          <w:lang w:eastAsia="el-GR"/>
+          <w14:ligatures w14:val="none"/>
+        </w:rPr>
+        <w:t>split turbo</w:t>
+      </w:r>
+      <w:r>
+        <w:rPr>
+          <w:rFonts w:ascii="Aptos" w:eastAsia="Times New Roman" w:hAnsi="Aptos" w:cs="Times New Roman"/>
+          <w:color w:val="000000"/>
+          <w:kern w:val="0"/>
+          <w:lang w:eastAsia="el-GR"/>
+          <w14:ligatures w14:val="none"/>
+        </w:rPr>
+        <w:t> σχεδίαση, που βελτίωσε τη θερμική απόδοση και μείωσε την καθυστέρηση turbo lag.</w:t>
       </w:r>
     </w:p>
     <w:p>
@@ -2012,109 +902,17 @@
         </w:rPr>
         <w:t>Εφαρμόστηκε </w:t>
       </w:r>
-      <w:proofErr w:type="spellStart"/>
-      <w:r>
-        <w:rPr>
-          <w:rFonts w:ascii="Aptos" w:eastAsia="Times New Roman" w:hAnsi="Aptos" w:cs="Times New Roman"/>
-          <w:b/>
-          <w:bCs/>
-          <w:color w:val="000000"/>
-          <w:kern w:val="0"/>
-          <w:lang w:eastAsia="el-GR"/>
-          <w14:ligatures w14:val="none"/>
-        </w:rPr>
-        <w:t>Turbulent</w:t>
-      </w:r>
-      <w:proofErr w:type="spellEnd"/>
-      <w:r>
-        <w:rPr>
-          <w:rFonts w:ascii="Aptos" w:eastAsia="Times New Roman" w:hAnsi="Aptos" w:cs="Times New Roman"/>
-          <w:b/>
-          <w:bCs/>
-          <w:color w:val="000000"/>
-          <w:kern w:val="0"/>
-          <w:lang w:eastAsia="el-GR"/>
-          <w14:ligatures w14:val="none"/>
-        </w:rPr>
-        <w:t xml:space="preserve"> </w:t>
-      </w:r>
-      <w:proofErr w:type="spellStart"/>
-      <w:r>
-        <w:rPr>
-          <w:rFonts w:ascii="Aptos" w:eastAsia="Times New Roman" w:hAnsi="Aptos" w:cs="Times New Roman"/>
-          <w:b/>
-          <w:bCs/>
-          <w:color w:val="000000"/>
-          <w:kern w:val="0"/>
-          <w:lang w:eastAsia="el-GR"/>
-          <w14:ligatures w14:val="none"/>
-        </w:rPr>
-        <w:t>Jet</w:t>
-      </w:r>
-      <w:proofErr w:type="spellEnd"/>
-      <w:r>
-        <w:rPr>
-          <w:rFonts w:ascii="Aptos" w:eastAsia="Times New Roman" w:hAnsi="Aptos" w:cs="Times New Roman"/>
-          <w:b/>
-          <w:bCs/>
-          <w:color w:val="000000"/>
-          <w:kern w:val="0"/>
-          <w:lang w:eastAsia="el-GR"/>
-          <w14:ligatures w14:val="none"/>
-        </w:rPr>
-        <w:t xml:space="preserve"> </w:t>
-      </w:r>
-      <w:proofErr w:type="spellStart"/>
-      <w:r>
-        <w:rPr>
-          <w:rFonts w:ascii="Aptos" w:eastAsia="Times New Roman" w:hAnsi="Aptos" w:cs="Times New Roman"/>
-          <w:b/>
-          <w:bCs/>
-          <w:color w:val="000000"/>
-          <w:kern w:val="0"/>
-          <w:lang w:eastAsia="el-GR"/>
-          <w14:ligatures w14:val="none"/>
-        </w:rPr>
-        <w:t>Ignition</w:t>
-      </w:r>
-      <w:proofErr w:type="spellEnd"/>
-      <w:r>
-        <w:rPr>
-          <w:rFonts w:ascii="Aptos" w:eastAsia="Times New Roman" w:hAnsi="Aptos" w:cs="Times New Roman"/>
-          <w:b/>
-          <w:bCs/>
-          <w:color w:val="000000"/>
-          <w:kern w:val="0"/>
-          <w:lang w:eastAsia="el-GR"/>
-          <w14:ligatures w14:val="none"/>
-        </w:rPr>
-        <w:t xml:space="preserve"> (</w:t>
-      </w:r>
-      <w:proofErr w:type="spellStart"/>
-      <w:r>
-        <w:rPr>
-          <w:rFonts w:ascii="Aptos" w:eastAsia="Times New Roman" w:hAnsi="Aptos" w:cs="Times New Roman"/>
-          <w:b/>
-          <w:bCs/>
-          <w:color w:val="000000"/>
-          <w:kern w:val="0"/>
-          <w:lang w:eastAsia="el-GR"/>
-          <w14:ligatures w14:val="none"/>
-        </w:rPr>
-        <w:t>TJI</w:t>
-      </w:r>
-      <w:proofErr w:type="spellEnd"/>
-      <w:r>
-        <w:rPr>
-          <w:rFonts w:ascii="Aptos" w:eastAsia="Times New Roman" w:hAnsi="Aptos" w:cs="Times New Roman"/>
-          <w:b/>
-          <w:bCs/>
-          <w:color w:val="000000"/>
-          <w:kern w:val="0"/>
-          <w:lang w:eastAsia="el-GR"/>
-          <w14:ligatures w14:val="none"/>
-        </w:rPr>
-        <w:t>)</w:t>
+      <w:r>
+        <w:rPr>
+          <w:rFonts w:ascii="Aptos" w:eastAsia="Times New Roman" w:hAnsi="Aptos" w:cs="Times New Roman"/>
+          <w:b/>
+          <w:bCs/>
+          <w:color w:val="000000"/>
+          <w:kern w:val="0"/>
+          <w:lang w:eastAsia="el-GR"/>
+          <w14:ligatures w14:val="none"/>
+        </w:rPr>
+        <w:t>Turbulent Jet Ignition (TJI)</w:t>
       </w:r>
       <w:r>
         <w:rPr>
@@ -2162,75 +960,17 @@
           <w:lang w:eastAsia="el-GR"/>
           <w14:ligatures w14:val="none"/>
         </w:rPr>
-        <w:t xml:space="preserve">Energy </w:t>
-      </w:r>
-      <w:proofErr w:type="spellStart"/>
-      <w:r>
-        <w:rPr>
-          <w:rFonts w:ascii="Aptos" w:eastAsia="Times New Roman" w:hAnsi="Aptos" w:cs="Times New Roman"/>
-          <w:b/>
-          <w:bCs/>
-          <w:color w:val="000000"/>
-          <w:kern w:val="0"/>
-          <w:lang w:eastAsia="el-GR"/>
-          <w14:ligatures w14:val="none"/>
-        </w:rPr>
-        <w:t>Store</w:t>
-      </w:r>
-      <w:proofErr w:type="spellEnd"/>
-      <w:r>
-        <w:rPr>
-          <w:rFonts w:ascii="Aptos" w:eastAsia="Times New Roman" w:hAnsi="Aptos" w:cs="Times New Roman"/>
-          <w:color w:val="000000"/>
-          <w:kern w:val="0"/>
-          <w:lang w:eastAsia="el-GR"/>
-          <w14:ligatures w14:val="none"/>
-        </w:rPr>
-        <w:t xml:space="preserve"> (μπαταρία) αναβαθμίστηκε δραστικά, προσφέροντας αποδοτικότερη χρήση ενέργειας από το </w:t>
-      </w:r>
-      <w:proofErr w:type="spellStart"/>
-      <w:r>
-        <w:rPr>
-          <w:rFonts w:ascii="Aptos" w:eastAsia="Times New Roman" w:hAnsi="Aptos" w:cs="Times New Roman"/>
-          <w:color w:val="000000"/>
-          <w:kern w:val="0"/>
-          <w:lang w:eastAsia="el-GR"/>
-          <w14:ligatures w14:val="none"/>
-        </w:rPr>
-        <w:t>MGU</w:t>
-      </w:r>
-      <w:proofErr w:type="spellEnd"/>
-      <w:r>
-        <w:rPr>
-          <w:rFonts w:ascii="Aptos" w:eastAsia="Times New Roman" w:hAnsi="Aptos" w:cs="Times New Roman"/>
-          <w:color w:val="000000"/>
-          <w:kern w:val="0"/>
-          <w:lang w:eastAsia="el-GR"/>
-          <w14:ligatures w14:val="none"/>
-        </w:rPr>
-        <w:t xml:space="preserve">-K και το </w:t>
-      </w:r>
-      <w:proofErr w:type="spellStart"/>
-      <w:r>
-        <w:rPr>
-          <w:rFonts w:ascii="Aptos" w:eastAsia="Times New Roman" w:hAnsi="Aptos" w:cs="Times New Roman"/>
-          <w:color w:val="000000"/>
-          <w:kern w:val="0"/>
-          <w:lang w:eastAsia="el-GR"/>
-          <w14:ligatures w14:val="none"/>
-        </w:rPr>
-        <w:t>MGU</w:t>
-      </w:r>
-      <w:proofErr w:type="spellEnd"/>
-      <w:r>
-        <w:rPr>
-          <w:rFonts w:ascii="Aptos" w:eastAsia="Times New Roman" w:hAnsi="Aptos" w:cs="Times New Roman"/>
-          <w:color w:val="000000"/>
-          <w:kern w:val="0"/>
-          <w:lang w:eastAsia="el-GR"/>
-          <w14:ligatures w14:val="none"/>
-        </w:rPr>
-        <w:t>-H.</w:t>
+        <w:t>Energy Store</w:t>
+      </w:r>
+      <w:r>
+        <w:rPr>
+          <w:rFonts w:ascii="Aptos" w:eastAsia="Times New Roman" w:hAnsi="Aptos" w:cs="Times New Roman"/>
+          <w:color w:val="000000"/>
+          <w:kern w:val="0"/>
+          <w:lang w:eastAsia="el-GR"/>
+          <w14:ligatures w14:val="none"/>
+        </w:rPr>
+        <w:t> (μπαταρία) αναβαθμίστηκε δραστικά, προσφέροντας αποδοτικότερη χρήση ενέργειας από το MGU-K και το MGU-H.</w:t>
       </w:r>
     </w:p>
     <w:p>
@@ -2303,73 +1043,7 @@
           <w:lang w:eastAsia="el-GR"/>
           <w14:ligatures w14:val="none"/>
         </w:rPr>
-        <w:t xml:space="preserve">Η Red </w:t>
-      </w:r>
-      <w:proofErr w:type="spellStart"/>
-      <w:r>
-        <w:rPr>
-          <w:rFonts w:ascii="Aptos" w:eastAsia="Times New Roman" w:hAnsi="Aptos" w:cs="Times New Roman"/>
-          <w:color w:val="000000"/>
-          <w:kern w:val="0"/>
-          <w:lang w:eastAsia="el-GR"/>
-          <w14:ligatures w14:val="none"/>
-        </w:rPr>
-        <w:t>Bull</w:t>
-      </w:r>
-      <w:proofErr w:type="spellEnd"/>
-      <w:r>
-        <w:rPr>
-          <w:rFonts w:ascii="Aptos" w:eastAsia="Times New Roman" w:hAnsi="Aptos" w:cs="Times New Roman"/>
-          <w:color w:val="000000"/>
-          <w:kern w:val="0"/>
-          <w:lang w:eastAsia="el-GR"/>
-          <w14:ligatures w14:val="none"/>
-        </w:rPr>
-        <w:t xml:space="preserve">, με την τεράστια εμπειρία του </w:t>
-      </w:r>
-      <w:proofErr w:type="spellStart"/>
-      <w:r>
-        <w:rPr>
-          <w:rFonts w:ascii="Aptos" w:eastAsia="Times New Roman" w:hAnsi="Aptos" w:cs="Times New Roman"/>
-          <w:color w:val="000000"/>
-          <w:kern w:val="0"/>
-          <w:lang w:eastAsia="el-GR"/>
-          <w14:ligatures w14:val="none"/>
-        </w:rPr>
-        <w:t>Adrian</w:t>
-      </w:r>
-      <w:proofErr w:type="spellEnd"/>
-      <w:r>
-        <w:rPr>
-          <w:rFonts w:ascii="Aptos" w:eastAsia="Times New Roman" w:hAnsi="Aptos" w:cs="Times New Roman"/>
-          <w:color w:val="000000"/>
-          <w:kern w:val="0"/>
-          <w:lang w:eastAsia="el-GR"/>
-          <w14:ligatures w14:val="none"/>
-        </w:rPr>
-        <w:t xml:space="preserve"> </w:t>
-      </w:r>
-      <w:proofErr w:type="spellStart"/>
-      <w:r>
-        <w:rPr>
-          <w:rFonts w:ascii="Aptos" w:eastAsia="Times New Roman" w:hAnsi="Aptos" w:cs="Times New Roman"/>
-          <w:color w:val="000000"/>
-          <w:kern w:val="0"/>
-          <w:lang w:eastAsia="el-GR"/>
-          <w14:ligatures w14:val="none"/>
-        </w:rPr>
-        <w:t>Newey</w:t>
-      </w:r>
-      <w:proofErr w:type="spellEnd"/>
-      <w:r>
-        <w:rPr>
-          <w:rFonts w:ascii="Aptos" w:eastAsia="Times New Roman" w:hAnsi="Aptos" w:cs="Times New Roman"/>
-          <w:color w:val="000000"/>
-          <w:kern w:val="0"/>
-          <w:lang w:eastAsia="el-GR"/>
-          <w14:ligatures w14:val="none"/>
-        </w:rPr>
-        <w:t>, μπόρεσε να ενσωματώσει ιδανικά τον κινητήρα στο σασί της. Η συνεργασία αυτή χαρακτηρίστηκε από </w:t>
+        <w:t>Η Red Bull, με την τεράστια εμπειρία του Adrian Newey, μπόρεσε να ενσωματώσει ιδανικά τον κινητήρα στο σασί της. Η συνεργασία αυτή χαρακτηρίστηκε από </w:t>
       </w:r>
       <w:r>
         <w:rPr>
@@ -2391,51 +1065,7 @@
           <w:lang w:eastAsia="el-GR"/>
           <w14:ligatures w14:val="none"/>
         </w:rPr>
-        <w:t xml:space="preserve">: η Honda δεχόταν </w:t>
-      </w:r>
-      <w:proofErr w:type="spellStart"/>
-      <w:r>
-        <w:rPr>
-          <w:rFonts w:ascii="Aptos" w:eastAsia="Times New Roman" w:hAnsi="Aptos" w:cs="Times New Roman"/>
-          <w:color w:val="000000"/>
-          <w:kern w:val="0"/>
-          <w:lang w:eastAsia="el-GR"/>
-          <w14:ligatures w14:val="none"/>
-        </w:rPr>
-        <w:t>feedback</w:t>
-      </w:r>
-      <w:proofErr w:type="spellEnd"/>
-      <w:r>
-        <w:rPr>
-          <w:rFonts w:ascii="Aptos" w:eastAsia="Times New Roman" w:hAnsi="Aptos" w:cs="Times New Roman"/>
-          <w:color w:val="000000"/>
-          <w:kern w:val="0"/>
-          <w:lang w:eastAsia="el-GR"/>
-          <w14:ligatures w14:val="none"/>
-        </w:rPr>
-        <w:t xml:space="preserve"> και η Red </w:t>
-      </w:r>
-      <w:proofErr w:type="spellStart"/>
-      <w:r>
-        <w:rPr>
-          <w:rFonts w:ascii="Aptos" w:eastAsia="Times New Roman" w:hAnsi="Aptos" w:cs="Times New Roman"/>
-          <w:color w:val="000000"/>
-          <w:kern w:val="0"/>
-          <w:lang w:eastAsia="el-GR"/>
-          <w14:ligatures w14:val="none"/>
-        </w:rPr>
-        <w:t>Bull</w:t>
-      </w:r>
-      <w:proofErr w:type="spellEnd"/>
-      <w:r>
-        <w:rPr>
-          <w:rFonts w:ascii="Aptos" w:eastAsia="Times New Roman" w:hAnsi="Aptos" w:cs="Times New Roman"/>
-          <w:color w:val="000000"/>
-          <w:kern w:val="0"/>
-          <w:lang w:eastAsia="el-GR"/>
-          <w14:ligatures w14:val="none"/>
-        </w:rPr>
-        <w:t xml:space="preserve"> παρείχε τεχνική ανατροφοδότηση σχεδόν σε πραγματικό χρόνο.</w:t>
+        <w:t>: η Honda δεχόταν feedback και η Red Bull παρείχε τεχνική ανατροφοδότηση σχεδόν σε πραγματικό χρόνο.</w:t>
       </w:r>
     </w:p>
     <w:p>
@@ -2452,23 +1082,15 @@
       </w:pPr>
       <w:r>
         <w:rPr>
-          <w:rFonts w:ascii="Times New Roman" w:eastAsia="Times New Roman" w:hAnsi="Times New Roman" w:cs="Times New Roman"/>
           <w:noProof/>
-          <w:kern w:val="0"/>
-          <w:lang w:eastAsia="el-GR"/>
-          <w14:ligatures w14:val="none"/>
-        </w:rPr>
-      </w:r>
-      <w:r>
-        <w:rPr>
-          <w:rFonts w:ascii="Times New Roman" w:eastAsia="Times New Roman" w:hAnsi="Times New Roman" w:cs="Times New Roman"/>
-          <w:noProof/>
-          <w:kern w:val="0"/>
-          <w:lang w:eastAsia="el-GR"/>
-          <w14:ligatures w14:val="none"/>
-        </w:rPr>
+        </w:rPr>
+      </w:r>
+      <w:r>
         <w:pict>
-          <v:rect id="_x0000_i1029" alt="" style="width:415.3pt;height:.05pt;mso-width-percent:0;mso-height-percent:0;mso-width-percent:0;mso-height-percent:0" o:hralign="center" o:hrstd="t" o:hr="t" fillcolor="#a0a0a0" stroked="f"/>
+          <v:rect id="Horizontal Line 5" o:spid="_x0000_s1028" style="width:415.3pt;height:.05pt;visibility:visible;mso-wrap-style:square;mso-left-percent:-10001;mso-top-percent:-10001;mso-position-horizontal:absolute;mso-position-horizontal-relative:char;mso-position-vertical:absolute;mso-position-vertical-relative:line;mso-left-percent:-10001;mso-top-percent:-10001;v-text-anchor:top" o:gfxdata="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" filled="f">
+            <o:lock v:ext="edit" rotation="t" aspectratio="t" verticies="t" text="t" shapetype="t"/>
+            <w10:anchorlock/>
+          </v:rect>
         </w:pict>
       </w:r>
     </w:p>
@@ -2540,121 +1162,27 @@
         </w:rPr>
         <w:t>Το 2021, η Honda είδε την προσπάθειά της να δικαιώνεται με τον τίτλο του </w:t>
       </w:r>
-      <w:proofErr w:type="spellStart"/>
-      <w:r>
-        <w:rPr>
-          <w:rFonts w:ascii="Aptos" w:eastAsia="Times New Roman" w:hAnsi="Aptos" w:cs="Times New Roman"/>
-          <w:b/>
-          <w:bCs/>
-          <w:color w:val="000000"/>
-          <w:kern w:val="0"/>
-          <w:lang w:eastAsia="el-GR"/>
-          <w14:ligatures w14:val="none"/>
-        </w:rPr>
-        <w:t>Max</w:t>
-      </w:r>
-      <w:proofErr w:type="spellEnd"/>
-      <w:r>
-        <w:rPr>
-          <w:rFonts w:ascii="Aptos" w:eastAsia="Times New Roman" w:hAnsi="Aptos" w:cs="Times New Roman"/>
-          <w:b/>
-          <w:bCs/>
-          <w:color w:val="000000"/>
-          <w:kern w:val="0"/>
-          <w:lang w:eastAsia="el-GR"/>
-          <w14:ligatures w14:val="none"/>
-        </w:rPr>
-        <w:t xml:space="preserve"> </w:t>
-      </w:r>
-      <w:proofErr w:type="spellStart"/>
-      <w:r>
-        <w:rPr>
-          <w:rFonts w:ascii="Aptos" w:eastAsia="Times New Roman" w:hAnsi="Aptos" w:cs="Times New Roman"/>
-          <w:b/>
-          <w:bCs/>
-          <w:color w:val="000000"/>
-          <w:kern w:val="0"/>
-          <w:lang w:eastAsia="el-GR"/>
-          <w14:ligatures w14:val="none"/>
-        </w:rPr>
-        <w:t>Verstappen</w:t>
-      </w:r>
-      <w:proofErr w:type="spellEnd"/>
-      <w:r>
-        <w:rPr>
-          <w:rFonts w:ascii="Aptos" w:eastAsia="Times New Roman" w:hAnsi="Aptos" w:cs="Times New Roman"/>
-          <w:color w:val="000000"/>
-          <w:kern w:val="0"/>
-          <w:lang w:eastAsia="el-GR"/>
-          <w14:ligatures w14:val="none"/>
-        </w:rPr>
-        <w:t xml:space="preserve">, μετά από έναν δραματικό αγώνα στο </w:t>
-      </w:r>
-      <w:proofErr w:type="spellStart"/>
-      <w:r>
-        <w:rPr>
-          <w:rFonts w:ascii="Aptos" w:eastAsia="Times New Roman" w:hAnsi="Aptos" w:cs="Times New Roman"/>
-          <w:color w:val="000000"/>
-          <w:kern w:val="0"/>
-          <w:lang w:eastAsia="el-GR"/>
-          <w14:ligatures w14:val="none"/>
-        </w:rPr>
-        <w:t>Άμπου</w:t>
-      </w:r>
-      <w:proofErr w:type="spellEnd"/>
-      <w:r>
-        <w:rPr>
-          <w:rFonts w:ascii="Aptos" w:eastAsia="Times New Roman" w:hAnsi="Aptos" w:cs="Times New Roman"/>
-          <w:color w:val="000000"/>
-          <w:kern w:val="0"/>
-          <w:lang w:eastAsia="el-GR"/>
-          <w14:ligatures w14:val="none"/>
-        </w:rPr>
-        <w:t xml:space="preserve"> </w:t>
-      </w:r>
-      <w:proofErr w:type="spellStart"/>
-      <w:r>
-        <w:rPr>
-          <w:rFonts w:ascii="Aptos" w:eastAsia="Times New Roman" w:hAnsi="Aptos" w:cs="Times New Roman"/>
-          <w:color w:val="000000"/>
-          <w:kern w:val="0"/>
-          <w:lang w:eastAsia="el-GR"/>
-          <w14:ligatures w14:val="none"/>
-        </w:rPr>
-        <w:t>Ντάμπι</w:t>
-      </w:r>
-      <w:proofErr w:type="spellEnd"/>
-      <w:r>
-        <w:rPr>
-          <w:rFonts w:ascii="Aptos" w:eastAsia="Times New Roman" w:hAnsi="Aptos" w:cs="Times New Roman"/>
-          <w:color w:val="000000"/>
-          <w:kern w:val="0"/>
-          <w:lang w:eastAsia="el-GR"/>
-          <w14:ligatures w14:val="none"/>
-        </w:rPr>
-        <w:t xml:space="preserve">. Ο κινητήρας της ήταν πλέον στο ίδιο επίπεδο – αν όχι ανώτερος – από της </w:t>
-      </w:r>
-      <w:proofErr w:type="spellStart"/>
-      <w:r>
-        <w:rPr>
-          <w:rFonts w:ascii="Aptos" w:eastAsia="Times New Roman" w:hAnsi="Aptos" w:cs="Times New Roman"/>
-          <w:color w:val="000000"/>
-          <w:kern w:val="0"/>
-          <w:lang w:eastAsia="el-GR"/>
-          <w14:ligatures w14:val="none"/>
-        </w:rPr>
-        <w:t>Mercedes</w:t>
-      </w:r>
-      <w:proofErr w:type="spellEnd"/>
-      <w:r>
-        <w:rPr>
-          <w:rFonts w:ascii="Aptos" w:eastAsia="Times New Roman" w:hAnsi="Aptos" w:cs="Times New Roman"/>
-          <w:color w:val="000000"/>
-          <w:kern w:val="0"/>
-          <w:lang w:eastAsia="el-GR"/>
-          <w14:ligatures w14:val="none"/>
-        </w:rPr>
-        <w:t>. Η θερμική απόδοση είχε ξεπεράσει το 50%, η ισχύς πλησίαζε τα 1000 άλογα, και η αξιοπιστία ήταν υποδειγματική.</w:t>
+      <w:r>
+        <w:rPr>
+          <w:rFonts w:ascii="Aptos" w:eastAsia="Times New Roman" w:hAnsi="Aptos" w:cs="Times New Roman"/>
+          <w:b/>
+          <w:bCs/>
+          <w:color w:val="000000"/>
+          <w:kern w:val="0"/>
+          <w:lang w:eastAsia="el-GR"/>
+          <w14:ligatures w14:val="none"/>
+        </w:rPr>
+        <w:t>Max Verstappen</w:t>
+      </w:r>
+      <w:r>
+        <w:rPr>
+          <w:rFonts w:ascii="Aptos" w:eastAsia="Times New Roman" w:hAnsi="Aptos" w:cs="Times New Roman"/>
+          <w:color w:val="000000"/>
+          <w:kern w:val="0"/>
+          <w:lang w:eastAsia="el-GR"/>
+          <w14:ligatures w14:val="none"/>
+        </w:rPr>
+        <w:t>, μετά από έναν δραματικό αγώνα στο Άμπου Ντάμπι. Ο κινητήρας της ήταν πλέον στο ίδιο επίπεδο – αν όχι ανώτερος – από της Mercedes. Η θερμική απόδοση είχε ξεπεράσει το 50%, η ισχύς πλησίαζε τα 1000 άλογα, και η αξιοπιστία ήταν υποδειγματική.</w:t>
       </w:r>
     </w:p>
     <w:p>
@@ -2700,29 +1228,7 @@
           <w:lang w:eastAsia="el-GR"/>
           <w14:ligatures w14:val="none"/>
         </w:rPr>
-        <w:t xml:space="preserve">. Η Honda είχε μάθει ότι στη </w:t>
-      </w:r>
-      <w:proofErr w:type="spellStart"/>
-      <w:r>
-        <w:rPr>
-          <w:rFonts w:ascii="Aptos" w:eastAsia="Times New Roman" w:hAnsi="Aptos" w:cs="Times New Roman"/>
-          <w:color w:val="000000"/>
-          <w:kern w:val="0"/>
-          <w:lang w:eastAsia="el-GR"/>
-          <w14:ligatures w14:val="none"/>
-        </w:rPr>
-        <w:t>Formula</w:t>
-      </w:r>
-      <w:proofErr w:type="spellEnd"/>
-      <w:r>
-        <w:rPr>
-          <w:rFonts w:ascii="Aptos" w:eastAsia="Times New Roman" w:hAnsi="Aptos" w:cs="Times New Roman"/>
-          <w:color w:val="000000"/>
-          <w:kern w:val="0"/>
-          <w:lang w:eastAsia="el-GR"/>
-          <w14:ligatures w14:val="none"/>
-        </w:rPr>
-        <w:t xml:space="preserve"> 1 δεν αρκεί να φτιάχνεις κινητήρες — πρέπει να φτιάχνεις </w:t>
+        <w:t>. Η Honda είχε μάθει ότι στη Formula 1 δεν αρκεί να φτιάχνεις κινητήρες — πρέπει να φτιάχνεις </w:t>
       </w:r>
       <w:r>
         <w:rPr>
@@ -2761,23 +1267,15 @@
       </w:pPr>
       <w:r>
         <w:rPr>
-          <w:rFonts w:ascii="Times New Roman" w:eastAsia="Times New Roman" w:hAnsi="Times New Roman" w:cs="Times New Roman"/>
           <w:noProof/>
-          <w:kern w:val="0"/>
-          <w:lang w:eastAsia="el-GR"/>
-          <w14:ligatures w14:val="none"/>
-        </w:rPr>
-      </w:r>
-      <w:r>
-        <w:rPr>
-          <w:rFonts w:ascii="Times New Roman" w:eastAsia="Times New Roman" w:hAnsi="Times New Roman" w:cs="Times New Roman"/>
-          <w:noProof/>
-          <w:kern w:val="0"/>
-          <w:lang w:eastAsia="el-GR"/>
-          <w14:ligatures w14:val="none"/>
-        </w:rPr>
+        </w:rPr>
+      </w:r>
+      <w:r>
         <w:pict>
-          <v:rect id="_x0000_i1030" alt="" style="width:415.3pt;height:.05pt;mso-width-percent:0;mso-height-percent:0;mso-width-percent:0;mso-height-percent:0" o:hralign="center" o:hrstd="t" o:hr="t" fillcolor="#a0a0a0" stroked="f"/>
+          <v:rect id="Horizontal Line 6" o:spid="_x0000_s1027" style="width:415.3pt;height:.05pt;visibility:visible;mso-wrap-style:square;mso-left-percent:-10001;mso-top-percent:-10001;mso-position-horizontal:absolute;mso-position-horizontal-relative:char;mso-position-vertical:absolute;mso-position-vertical-relative:line;mso-left-percent:-10001;mso-top-percent:-10001;v-text-anchor:top" o:gfxdata="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" filled="f">
+            <o:lock v:ext="edit" rotation="t" aspectratio="t" verticies="t" text="t" shapetype="t"/>
+            <w10:anchorlock/>
+          </v:rect>
         </w:pict>
       </w:r>
     </w:p>
@@ -2899,7 +1397,6 @@
                 <w14:ligatures w14:val="none"/>
               </w:rPr>
             </w:pPr>
-            <w:proofErr w:type="spellStart"/>
             <w:r>
               <w:rPr>
                 <w:rFonts w:ascii="Aptos" w:eastAsia="Times New Roman" w:hAnsi="Aptos" w:cs="Times New Roman"/>
@@ -2910,20 +1407,7 @@
                 <w:lang w:eastAsia="el-GR"/>
                 <w14:ligatures w14:val="none"/>
               </w:rPr>
-              <w:t>McLaren</w:t>
-            </w:r>
-            <w:proofErr w:type="spellEnd"/>
-            <w:r>
-              <w:rPr>
-                <w:rFonts w:ascii="Aptos" w:eastAsia="Times New Roman" w:hAnsi="Aptos" w:cs="Times New Roman"/>
-                <w:b/>
-                <w:bCs/>
-                <w:color w:val="000000"/>
-                <w:kern w:val="0"/>
-                <w:lang w:eastAsia="el-GR"/>
-                <w14:ligatures w14:val="none"/>
-              </w:rPr>
-              <w:t>–Honda (2015–2017)</w:t>
+              <w:t>McLaren–Honda (2015–2017)</w:t>
             </w:r>
           </w:p>
         </w:tc>
@@ -2956,33 +1440,7 @@
                 <w:lang w:eastAsia="el-GR"/>
                 <w14:ligatures w14:val="none"/>
               </w:rPr>
-              <w:t xml:space="preserve">Red </w:t>
-            </w:r>
-            <w:proofErr w:type="spellStart"/>
-            <w:r>
-              <w:rPr>
-                <w:rFonts w:ascii="Aptos" w:eastAsia="Times New Roman" w:hAnsi="Aptos" w:cs="Times New Roman"/>
-                <w:b/>
-                <w:bCs/>
-                <w:color w:val="000000"/>
-                <w:kern w:val="0"/>
-                <w:lang w:eastAsia="el-GR"/>
-                <w14:ligatures w14:val="none"/>
-              </w:rPr>
-              <w:t>Bull</w:t>
-            </w:r>
-            <w:proofErr w:type="spellEnd"/>
-            <w:r>
-              <w:rPr>
-                <w:rFonts w:ascii="Aptos" w:eastAsia="Times New Roman" w:hAnsi="Aptos" w:cs="Times New Roman"/>
-                <w:b/>
-                <w:bCs/>
-                <w:color w:val="000000"/>
-                <w:kern w:val="0"/>
-                <w:lang w:eastAsia="el-GR"/>
-                <w14:ligatures w14:val="none"/>
-              </w:rPr>
-              <w:t>–Honda (2019–2021)</w:t>
+              <w:t>Red Bull–Honda (2019–2021)</w:t>
             </w:r>
           </w:p>
         </w:tc>
@@ -3043,73 +1501,7 @@
                 <w:lang w:eastAsia="el-GR"/>
                 <w14:ligatures w14:val="none"/>
               </w:rPr>
-              <w:t>“</w:t>
-            </w:r>
-            <w:proofErr w:type="spellStart"/>
-            <w:r>
-              <w:rPr>
-                <w:rFonts w:ascii="Aptos" w:eastAsia="Times New Roman" w:hAnsi="Aptos" w:cs="Times New Roman"/>
-                <w:color w:val="000000"/>
-                <w:kern w:val="0"/>
-                <w:lang w:eastAsia="el-GR"/>
-                <w14:ligatures w14:val="none"/>
-              </w:rPr>
-              <w:t>Size</w:t>
-            </w:r>
-            <w:proofErr w:type="spellEnd"/>
-            <w:r>
-              <w:rPr>
-                <w:rFonts w:ascii="Aptos" w:eastAsia="Times New Roman" w:hAnsi="Aptos" w:cs="Times New Roman"/>
-                <w:color w:val="000000"/>
-                <w:kern w:val="0"/>
-                <w:lang w:eastAsia="el-GR"/>
-                <w14:ligatures w14:val="none"/>
-              </w:rPr>
-              <w:t xml:space="preserve"> </w:t>
-            </w:r>
-            <w:proofErr w:type="spellStart"/>
-            <w:r>
-              <w:rPr>
-                <w:rFonts w:ascii="Aptos" w:eastAsia="Times New Roman" w:hAnsi="Aptos" w:cs="Times New Roman"/>
-                <w:color w:val="000000"/>
-                <w:kern w:val="0"/>
-                <w:lang w:eastAsia="el-GR"/>
-                <w14:ligatures w14:val="none"/>
-              </w:rPr>
-              <w:t>Zero</w:t>
-            </w:r>
-            <w:proofErr w:type="spellEnd"/>
-            <w:r>
-              <w:rPr>
-                <w:rFonts w:ascii="Aptos" w:eastAsia="Times New Roman" w:hAnsi="Aptos" w:cs="Times New Roman"/>
-                <w:color w:val="000000"/>
-                <w:kern w:val="0"/>
-                <w:lang w:eastAsia="el-GR"/>
-                <w14:ligatures w14:val="none"/>
-              </w:rPr>
-              <w:t xml:space="preserve">” – </w:t>
-            </w:r>
-            <w:proofErr w:type="spellStart"/>
-            <w:r>
-              <w:rPr>
-                <w:rFonts w:ascii="Aptos" w:eastAsia="Times New Roman" w:hAnsi="Aptos" w:cs="Times New Roman"/>
-                <w:color w:val="000000"/>
-                <w:kern w:val="0"/>
-                <w:lang w:eastAsia="el-GR"/>
-                <w14:ligatures w14:val="none"/>
-              </w:rPr>
-              <w:t>υπερσυμπίεση</w:t>
-            </w:r>
-            <w:proofErr w:type="spellEnd"/>
-            <w:r>
-              <w:rPr>
-                <w:rFonts w:ascii="Aptos" w:eastAsia="Times New Roman" w:hAnsi="Aptos" w:cs="Times New Roman"/>
-                <w:color w:val="000000"/>
-                <w:kern w:val="0"/>
-                <w:lang w:eastAsia="el-GR"/>
-                <w14:ligatures w14:val="none"/>
-              </w:rPr>
-              <w:t xml:space="preserve"> χώρου</w:t>
+              <w:t>“Size Zero” – υπερσυμπίεση χώρου</w:t>
             </w:r>
           </w:p>
         </w:tc>
@@ -3137,29 +1529,7 @@
                 <w:lang w:eastAsia="el-GR"/>
                 <w14:ligatures w14:val="none"/>
               </w:rPr>
-              <w:t xml:space="preserve">Ισορροπημένη, </w:t>
-            </w:r>
-            <w:proofErr w:type="spellStart"/>
-            <w:r>
-              <w:rPr>
-                <w:rFonts w:ascii="Aptos" w:eastAsia="Times New Roman" w:hAnsi="Aptos" w:cs="Times New Roman"/>
-                <w:color w:val="000000"/>
-                <w:kern w:val="0"/>
-                <w:lang w:eastAsia="el-GR"/>
-                <w14:ligatures w14:val="none"/>
-              </w:rPr>
-              <w:t>modular</w:t>
-            </w:r>
-            <w:proofErr w:type="spellEnd"/>
-            <w:r>
-              <w:rPr>
-                <w:rFonts w:ascii="Aptos" w:eastAsia="Times New Roman" w:hAnsi="Aptos" w:cs="Times New Roman"/>
-                <w:color w:val="000000"/>
-                <w:kern w:val="0"/>
-                <w:lang w:eastAsia="el-GR"/>
-                <w14:ligatures w14:val="none"/>
-              </w:rPr>
-              <w:t xml:space="preserve"> αρχιτεκτονική</w:t>
+              <w:t>Ισορροπημένη, modular αρχιτεκτονική</w:t>
             </w:r>
           </w:p>
         </w:tc>
@@ -3309,20 +1679,8 @@
                 <w:lang w:eastAsia="el-GR"/>
                 <w14:ligatures w14:val="none"/>
               </w:rPr>
-              <w:t xml:space="preserve">~720 </w:t>
+              <w:t>~720 hp</w:t>
             </w:r>
-            <w:proofErr w:type="spellStart"/>
-            <w:r>
-              <w:rPr>
-                <w:rFonts w:ascii="Aptos" w:eastAsia="Times New Roman" w:hAnsi="Aptos" w:cs="Times New Roman"/>
-                <w:color w:val="000000"/>
-                <w:kern w:val="0"/>
-                <w:lang w:eastAsia="el-GR"/>
-                <w14:ligatures w14:val="none"/>
-              </w:rPr>
-              <w:t>hp</w:t>
-            </w:r>
-            <w:proofErr w:type="spellEnd"/>
           </w:p>
         </w:tc>
         <w:tc>
@@ -3349,20 +1707,8 @@
                 <w:lang w:eastAsia="el-GR"/>
                 <w14:ligatures w14:val="none"/>
               </w:rPr>
-              <w:t xml:space="preserve">~980 </w:t>
+              <w:t>~980 hp</w:t>
             </w:r>
-            <w:proofErr w:type="spellStart"/>
-            <w:r>
-              <w:rPr>
-                <w:rFonts w:ascii="Aptos" w:eastAsia="Times New Roman" w:hAnsi="Aptos" w:cs="Times New Roman"/>
-                <w:color w:val="000000"/>
-                <w:kern w:val="0"/>
-                <w:lang w:eastAsia="el-GR"/>
-                <w14:ligatures w14:val="none"/>
-              </w:rPr>
-              <w:t>hp</w:t>
-            </w:r>
-            <w:proofErr w:type="spellEnd"/>
           </w:p>
         </w:tc>
       </w:tr>
@@ -3648,23 +1994,15 @@
       </w:pPr>
       <w:r>
         <w:rPr>
-          <w:rFonts w:ascii="Times New Roman" w:eastAsia="Times New Roman" w:hAnsi="Times New Roman" w:cs="Times New Roman"/>
           <w:noProof/>
-          <w:kern w:val="0"/>
-          <w:lang w:eastAsia="el-GR"/>
-          <w14:ligatures w14:val="none"/>
-        </w:rPr>
-      </w:r>
-      <w:r>
-        <w:rPr>
-          <w:rFonts w:ascii="Times New Roman" w:eastAsia="Times New Roman" w:hAnsi="Times New Roman" w:cs="Times New Roman"/>
-          <w:noProof/>
-          <w:kern w:val="0"/>
-          <w:lang w:eastAsia="el-GR"/>
-          <w14:ligatures w14:val="none"/>
-        </w:rPr>
+        </w:rPr>
+      </w:r>
+      <w:r>
         <w:pict>
-          <v:rect id="_x0000_i1031" alt="" style="width:415.3pt;height:.05pt;mso-width-percent:0;mso-height-percent:0;mso-width-percent:0;mso-height-percent:0" o:hralign="center" o:hrstd="t" o:hr="t" fillcolor="#a0a0a0" stroked="f"/>
+          <v:rect id="Horizontal Line 7" o:spid="_x0000_s1026" style="width:415.3pt;height:.05pt;visibility:visible;mso-wrap-style:square;mso-left-percent:-10001;mso-top-percent:-10001;mso-position-horizontal:absolute;mso-position-horizontal-relative:char;mso-position-vertical:absolute;mso-position-vertical-relative:line;mso-left-percent:-10001;mso-top-percent:-10001;v-text-anchor:top" o:gfxdata="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" filled="f">
+            <o:lock v:ext="edit" rotation="t" aspectratio="t" verticies="t" text="t" shapetype="t"/>
+            <w10:anchorlock/>
+          </v:rect>
         </w:pict>
       </w:r>
     </w:p>
@@ -3734,117 +2072,7 @@
           <w:lang w:eastAsia="el-GR"/>
           <w14:ligatures w14:val="none"/>
         </w:rPr>
-        <w:t xml:space="preserve">Η ιστορία της Honda στη </w:t>
-      </w:r>
-      <w:proofErr w:type="spellStart"/>
-      <w:r>
-        <w:rPr>
-          <w:rFonts w:ascii="Aptos" w:eastAsia="Times New Roman" w:hAnsi="Aptos" w:cs="Times New Roman"/>
-          <w:color w:val="000000"/>
-          <w:kern w:val="0"/>
-          <w:lang w:eastAsia="el-GR"/>
-          <w14:ligatures w14:val="none"/>
-        </w:rPr>
-        <w:t>Formula</w:t>
-      </w:r>
-      <w:proofErr w:type="spellEnd"/>
-      <w:r>
-        <w:rPr>
-          <w:rFonts w:ascii="Aptos" w:eastAsia="Times New Roman" w:hAnsi="Aptos" w:cs="Times New Roman"/>
-          <w:color w:val="000000"/>
-          <w:kern w:val="0"/>
-          <w:lang w:eastAsia="el-GR"/>
-          <w14:ligatures w14:val="none"/>
-        </w:rPr>
-        <w:t xml:space="preserve"> 1 είναι μια ωδή στην επιμονή και την </w:t>
-      </w:r>
-      <w:proofErr w:type="spellStart"/>
-      <w:r>
-        <w:rPr>
-          <w:rFonts w:ascii="Aptos" w:eastAsia="Times New Roman" w:hAnsi="Aptos" w:cs="Times New Roman"/>
-          <w:color w:val="000000"/>
-          <w:kern w:val="0"/>
-          <w:lang w:eastAsia="el-GR"/>
-          <w14:ligatures w14:val="none"/>
-        </w:rPr>
-        <w:t>αυτοβελτίωση</w:t>
-      </w:r>
-      <w:proofErr w:type="spellEnd"/>
-      <w:r>
-        <w:rPr>
-          <w:rFonts w:ascii="Aptos" w:eastAsia="Times New Roman" w:hAnsi="Aptos" w:cs="Times New Roman"/>
-          <w:color w:val="000000"/>
-          <w:kern w:val="0"/>
-          <w:lang w:eastAsia="el-GR"/>
-          <w14:ligatures w14:val="none"/>
-        </w:rPr>
-        <w:t xml:space="preserve">. Από την ταπείνωση του “GP2 </w:t>
-      </w:r>
-      <w:proofErr w:type="spellStart"/>
-      <w:r>
-        <w:rPr>
-          <w:rFonts w:ascii="Aptos" w:eastAsia="Times New Roman" w:hAnsi="Aptos" w:cs="Times New Roman"/>
-          <w:color w:val="000000"/>
-          <w:kern w:val="0"/>
-          <w:lang w:eastAsia="el-GR"/>
-          <w14:ligatures w14:val="none"/>
-        </w:rPr>
-        <w:t>engine</w:t>
-      </w:r>
-      <w:proofErr w:type="spellEnd"/>
-      <w:r>
-        <w:rPr>
-          <w:rFonts w:ascii="Aptos" w:eastAsia="Times New Roman" w:hAnsi="Aptos" w:cs="Times New Roman"/>
-          <w:color w:val="000000"/>
-          <w:kern w:val="0"/>
-          <w:lang w:eastAsia="el-GR"/>
-          <w14:ligatures w14:val="none"/>
-        </w:rPr>
-        <w:t xml:space="preserve">” μέχρι την κορυφή του βάθρου στο </w:t>
-      </w:r>
-      <w:proofErr w:type="spellStart"/>
-      <w:r>
-        <w:rPr>
-          <w:rFonts w:ascii="Aptos" w:eastAsia="Times New Roman" w:hAnsi="Aptos" w:cs="Times New Roman"/>
-          <w:color w:val="000000"/>
-          <w:kern w:val="0"/>
-          <w:lang w:eastAsia="el-GR"/>
-          <w14:ligatures w14:val="none"/>
-        </w:rPr>
-        <w:t>Άμπου</w:t>
-      </w:r>
-      <w:proofErr w:type="spellEnd"/>
-      <w:r>
-        <w:rPr>
-          <w:rFonts w:ascii="Aptos" w:eastAsia="Times New Roman" w:hAnsi="Aptos" w:cs="Times New Roman"/>
-          <w:color w:val="000000"/>
-          <w:kern w:val="0"/>
-          <w:lang w:eastAsia="el-GR"/>
-          <w14:ligatures w14:val="none"/>
-        </w:rPr>
-        <w:t xml:space="preserve"> </w:t>
-      </w:r>
-      <w:proofErr w:type="spellStart"/>
-      <w:r>
-        <w:rPr>
-          <w:rFonts w:ascii="Aptos" w:eastAsia="Times New Roman" w:hAnsi="Aptos" w:cs="Times New Roman"/>
-          <w:color w:val="000000"/>
-          <w:kern w:val="0"/>
-          <w:lang w:eastAsia="el-GR"/>
-          <w14:ligatures w14:val="none"/>
-        </w:rPr>
-        <w:t>Ντάμπι</w:t>
-      </w:r>
-      <w:proofErr w:type="spellEnd"/>
-      <w:r>
-        <w:rPr>
-          <w:rFonts w:ascii="Aptos" w:eastAsia="Times New Roman" w:hAnsi="Aptos" w:cs="Times New Roman"/>
-          <w:color w:val="000000"/>
-          <w:kern w:val="0"/>
-          <w:lang w:eastAsia="el-GR"/>
-          <w14:ligatures w14:val="none"/>
-        </w:rPr>
-        <w:t>, η πορεία της εταιρείας δείχνει ότι η αποτυχία δεν είναι το τέλος — είναι το πιο ισχυρό καύσιμο για την επόμενη επιτυχία.</w:t>
+        <w:t>Η ιστορία της Honda στη Formula 1 είναι μια ωδή στην επιμονή και την αυτοβελτίωση. Από την ταπείνωση του “GP2 engine” μέχρι την κορυφή του βάθρου στο Άμπου Ντάμπι, η πορεία της εταιρείας δείχνει ότι η αποτυχία δεν είναι το τέλος — είναι το πιο ισχυρό καύσιμο για την επόμενη επιτυχία.</w:t>
       </w:r>
     </w:p>
     <w:p>
@@ -3902,29 +2130,7 @@
           <w14:ligatures w14:val="none"/>
         </w:rPr>
         <w:br/>
-        <w:t xml:space="preserve">Η </w:t>
-      </w:r>
-      <w:proofErr w:type="spellStart"/>
-      <w:r>
-        <w:rPr>
-          <w:rFonts w:ascii="Aptos" w:eastAsia="Times New Roman" w:hAnsi="Aptos" w:cs="Times New Roman"/>
-          <w:color w:val="000000"/>
-          <w:kern w:val="0"/>
-          <w:lang w:eastAsia="el-GR"/>
-          <w14:ligatures w14:val="none"/>
-        </w:rPr>
-        <w:t>McLaren</w:t>
-      </w:r>
-      <w:proofErr w:type="spellEnd"/>
-      <w:r>
-        <w:rPr>
-          <w:rFonts w:ascii="Aptos" w:eastAsia="Times New Roman" w:hAnsi="Aptos" w:cs="Times New Roman"/>
-          <w:color w:val="000000"/>
-          <w:kern w:val="0"/>
-          <w:lang w:eastAsia="el-GR"/>
-          <w14:ligatures w14:val="none"/>
-        </w:rPr>
-        <w:t xml:space="preserve"> έβλεπε τη Honda ως εργολάβο.</w:t>
+        <w:t>Η McLaren έβλεπε τη Honda ως εργολάβο.</w:t>
       </w:r>
       <w:r>
         <w:rPr>
@@ -3935,29 +2141,7 @@
           <w14:ligatures w14:val="none"/>
         </w:rPr>
         <w:br/>
-        <w:t xml:space="preserve">Η Red </w:t>
-      </w:r>
-      <w:proofErr w:type="spellStart"/>
-      <w:r>
-        <w:rPr>
-          <w:rFonts w:ascii="Aptos" w:eastAsia="Times New Roman" w:hAnsi="Aptos" w:cs="Times New Roman"/>
-          <w:color w:val="000000"/>
-          <w:kern w:val="0"/>
-          <w:lang w:eastAsia="el-GR"/>
-          <w14:ligatures w14:val="none"/>
-        </w:rPr>
-        <w:t>Bull</w:t>
-      </w:r>
-      <w:proofErr w:type="spellEnd"/>
-      <w:r>
-        <w:rPr>
-          <w:rFonts w:ascii="Aptos" w:eastAsia="Times New Roman" w:hAnsi="Aptos" w:cs="Times New Roman"/>
-          <w:color w:val="000000"/>
-          <w:kern w:val="0"/>
-          <w:lang w:eastAsia="el-GR"/>
-          <w14:ligatures w14:val="none"/>
-        </w:rPr>
-        <w:t xml:space="preserve"> την είδε ως σύμμαχο.</w:t>
+        <w:t>Η Red Bull την είδε ως σύμμαχο.</w:t>
       </w:r>
       <w:r>
         <w:rPr>
@@ -3968,29 +2152,7 @@
           <w14:ligatures w14:val="none"/>
         </w:rPr>
         <w:br/>
-        <w:t xml:space="preserve">Και στη </w:t>
-      </w:r>
-      <w:proofErr w:type="spellStart"/>
-      <w:r>
-        <w:rPr>
-          <w:rFonts w:ascii="Aptos" w:eastAsia="Times New Roman" w:hAnsi="Aptos" w:cs="Times New Roman"/>
-          <w:color w:val="000000"/>
-          <w:kern w:val="0"/>
-          <w:lang w:eastAsia="el-GR"/>
-          <w14:ligatures w14:val="none"/>
-        </w:rPr>
-        <w:t>Formula</w:t>
-      </w:r>
-      <w:proofErr w:type="spellEnd"/>
-      <w:r>
-        <w:rPr>
-          <w:rFonts w:ascii="Aptos" w:eastAsia="Times New Roman" w:hAnsi="Aptos" w:cs="Times New Roman"/>
-          <w:color w:val="000000"/>
-          <w:kern w:val="0"/>
-          <w:lang w:eastAsia="el-GR"/>
-          <w14:ligatures w14:val="none"/>
-        </w:rPr>
-        <w:t xml:space="preserve"> 1, η συνεργασία είναι πάντα ο πιο δυνατός κινητήρας.</w:t>
+        <w:t>Και στη Formula 1, η συνεργασία είναι πάντα ο πιο δυνατός κινητήρας.</w:t>
       </w:r>
     </w:p>
     <w:p>
@@ -4006,71 +2168,15 @@
           <w14:ligatures w14:val="none"/>
         </w:rPr>
       </w:pPr>
-      <w:proofErr w:type="spellStart"/>
-      <w:r>
-        <w:rPr>
-          <w:rFonts w:ascii="Aptos" w:eastAsia="Times New Roman" w:hAnsi="Aptos" w:cs="Times New Roman"/>
-          <w:color w:val="000000"/>
-          <w:kern w:val="0"/>
-          <w:lang w:eastAsia="el-GR"/>
-          <w14:ligatures w14:val="none"/>
-        </w:rPr>
-        <w:t>Υγ</w:t>
-      </w:r>
-      <w:proofErr w:type="spellEnd"/>
-      <w:r>
-        <w:rPr>
-          <w:rFonts w:ascii="Aptos" w:eastAsia="Times New Roman" w:hAnsi="Aptos" w:cs="Times New Roman"/>
-          <w:color w:val="000000"/>
-          <w:kern w:val="0"/>
-          <w:lang w:eastAsia="el-GR"/>
-          <w14:ligatures w14:val="none"/>
-        </w:rPr>
-        <w:t xml:space="preserve">. Φυσικά μιλάμε για την επίσημη παρουσία της Honda, και όχι στην μορφή της Red </w:t>
-      </w:r>
-      <w:proofErr w:type="spellStart"/>
-      <w:r>
-        <w:rPr>
-          <w:rFonts w:ascii="Aptos" w:eastAsia="Times New Roman" w:hAnsi="Aptos" w:cs="Times New Roman"/>
-          <w:color w:val="000000"/>
-          <w:kern w:val="0"/>
-          <w:lang w:eastAsia="el-GR"/>
-          <w14:ligatures w14:val="none"/>
-        </w:rPr>
-        <w:t>bull</w:t>
-      </w:r>
-      <w:proofErr w:type="spellEnd"/>
-      <w:r>
-        <w:rPr>
-          <w:rFonts w:ascii="Aptos" w:eastAsia="Times New Roman" w:hAnsi="Aptos" w:cs="Times New Roman"/>
-          <w:color w:val="000000"/>
-          <w:kern w:val="0"/>
-          <w:lang w:eastAsia="el-GR"/>
-          <w14:ligatures w14:val="none"/>
-        </w:rPr>
-        <w:t xml:space="preserve"> </w:t>
-      </w:r>
-      <w:proofErr w:type="spellStart"/>
-      <w:r>
-        <w:rPr>
-          <w:rFonts w:ascii="Aptos" w:eastAsia="Times New Roman" w:hAnsi="Aptos" w:cs="Times New Roman"/>
-          <w:color w:val="000000"/>
-          <w:kern w:val="0"/>
-          <w:lang w:eastAsia="el-GR"/>
-          <w14:ligatures w14:val="none"/>
-        </w:rPr>
-        <w:t>powertrains</w:t>
-      </w:r>
-      <w:proofErr w:type="spellEnd"/>
-      <w:r>
-        <w:rPr>
-          <w:rFonts w:ascii="Aptos" w:eastAsia="Times New Roman" w:hAnsi="Aptos" w:cs="Times New Roman"/>
-          <w:color w:val="000000"/>
-          <w:kern w:val="0"/>
-          <w:lang w:eastAsia="el-GR"/>
-          <w14:ligatures w14:val="none"/>
-        </w:rPr>
-        <w:t xml:space="preserve"> που ισχύει από το 2022.</w:t>
+      <w:r>
+        <w:rPr>
+          <w:rFonts w:ascii="Aptos" w:eastAsia="Times New Roman" w:hAnsi="Aptos" w:cs="Times New Roman"/>
+          <w:color w:val="000000"/>
+          <w:kern w:val="0"/>
+          <w:lang w:eastAsia="el-GR"/>
+          <w14:ligatures w14:val="none"/>
+        </w:rPr>
+        <w:t>Υγ. Φυσικά μιλάμε για την επίσημη παρουσία της Honda, και όχι στην μορφή της Red bull powertrains που ισχύει από το 2022.</w:t>
       </w:r>
     </w:p>
     <w:p/>
